--- a/Lab-6/task.docx
+++ b/Lab-6/task.docx
@@ -1,72 +1,971 @@
 
 <file path=word/document.xml><?xml version="1.0" encoding="utf-8"?>
-<w:document xmlns:mc="http://schemas.openxmlformats.org/markup-compatibility/2006" xmlns:o="urn:schemas-microsoft-com:office:office" xmlns:r="http://schemas.openxmlformats.org/officeDocument/2006/relationships" xmlns:m="http://schemas.openxmlformats.org/officeDocument/2006/math" xmlns:v="urn:schemas-microsoft-com:vml" xmlns:wp="http://schemas.openxmlformats.org/drawingml/2006/wordprocessingDrawing" xmlns:w10="urn:schemas-microsoft-com:office:word" xmlns:w="http://schemas.openxmlformats.org/wordprocessingml/2006/main" xmlns:wne="http://schemas.microsoft.com/office/word/2006/wordml" xmlns:sl="http://schemas.openxmlformats.org/schemaLibrary/2006/main" xmlns:a="http://schemas.openxmlformats.org/drawingml/2006/main" xmlns:pic="http://schemas.openxmlformats.org/drawingml/2006/picture" xmlns:c="http://schemas.openxmlformats.org/drawingml/2006/chart" xmlns:lc="http://schemas.openxmlformats.org/drawingml/2006/lockedCanvas" xmlns:dgm="http://schemas.openxmlformats.org/drawingml/2006/diagram" xmlns:wps="http://schemas.microsoft.com/office/word/2010/wordprocessingShape" xmlns:wpg="http://schemas.microsoft.com/office/word/2010/wordprocessingGroup" xmlns:w14="http://schemas.microsoft.com/office/word/2010/wordml" xmlns:w15="http://schemas.microsoft.com/office/word/2012/wordml" xmlns:w16="http://schemas.microsoft.com/office/word/2018/wordml" xmlns:w16cex="http://schemas.microsoft.com/office/word/2018/wordml/cex" xmlns:w16cid="http://schemas.microsoft.com/office/word/2016/wordml/cid" xmlns="http://schemas.microsoft.com/office/tasks/2019/documenttasks" xmlns:cr="http://schemas.microsoft.com/office/comments/2020/reactions">
+<w:document xmlns:wpc="http://schemas.microsoft.com/office/word/2010/wordprocessingCanvas" xmlns:cx="http://schemas.microsoft.com/office/drawing/2014/chartex" xmlns:cx1="http://schemas.microsoft.com/office/drawing/2015/9/8/chartex" xmlns:cx2="http://schemas.microsoft.com/office/drawing/2015/10/21/chartex" xmlns:cx3="http://schemas.microsoft.com/office/drawing/2016/5/9/chartex" xmlns:cx4="http://schemas.microsoft.com/office/drawing/2016/5/10/chartex" xmlns:cx5="http://schemas.microsoft.com/office/drawing/2016/5/11/chartex" xmlns:cx6="http://schemas.microsoft.com/office/drawing/2016/5/12/chartex" xmlns:cx7="http://schemas.microsoft.com/office/drawing/2016/5/13/chartex" xmlns:cx8="http://schemas.microsoft.com/office/drawing/2016/5/14/chartex" xmlns:mc="http://schemas.openxmlformats.org/markup-compatibility/2006" xmlns:aink="http://schemas.microsoft.com/office/drawing/2016/ink" xmlns:am3d="http://schemas.microsoft.com/office/drawing/2017/model3d" xmlns:o="urn:schemas-microsoft-com:office:office" xmlns:oel="http://schemas.microsoft.com/office/2019/extlst" xmlns:r="http://schemas.openxmlformats.org/officeDocument/2006/relationships" xmlns:m="http://schemas.openxmlformats.org/officeDocument/2006/math" xmlns:v="urn:schemas-microsoft-com:vml" xmlns:wp14="http://schemas.microsoft.com/office/word/2010/wordprocessingDrawing" xmlns:wp="http://schemas.openxmlformats.org/drawingml/2006/wordprocessingDrawing" xmlns:w10="urn:schemas-microsoft-com:office:word" xmlns:w="http://schemas.openxmlformats.org/wordprocessingml/2006/main" xmlns:w14="http://schemas.microsoft.com/office/word/2010/wordml" xmlns:w15="http://schemas.microsoft.com/office/word/2012/wordml" xmlns:w16cex="http://schemas.microsoft.com/office/word/2018/wordml/cex" xmlns:w16cid="http://schemas.microsoft.com/office/word/2016/wordml/cid" xmlns:w16="http://schemas.microsoft.com/office/word/2018/wordml" xmlns:w16du="http://schemas.microsoft.com/office/word/2023/wordml/word16du" xmlns:w16sdtdh="http://schemas.microsoft.com/office/word/2020/wordml/sdtdatahash" xmlns:w16sdtfl="http://schemas.microsoft.com/office/word/2024/wordml/sdtformatlock" xmlns:w16se="http://schemas.microsoft.com/office/word/2015/wordml/symex" xmlns:wpg="http://schemas.microsoft.com/office/word/2010/wordprocessingGroup" xmlns:wpi="http://schemas.microsoft.com/office/word/2010/wordprocessingInk" xmlns:wne="http://schemas.microsoft.com/office/word/2006/wordml" xmlns:wps="http://schemas.microsoft.com/office/word/2010/wordprocessingShape" mc:Ignorable="w14 w15 w16se w16cid w16 w16cex w16sdtdh w16sdtfl w16du wp14">
   <w:body>
     <w:p>
+      <w:r>
+        <w:t>1.</w:t>
+      </w:r>
+    </w:p>
+    <w:p>
+      <w:r>
+        <w:drawing>
+          <wp:inline distT="0" distB="0" distL="0" distR="0" wp14:anchorId="05FF4C90" wp14:editId="4308795C">
+            <wp:extent cx="3802380" cy="2610187"/>
+            <wp:effectExtent l="0" t="0" r="7620" b="0"/>
+            <wp:docPr id="856094875" name="Picture 1"/>
+            <wp:cNvGraphicFramePr>
+              <a:graphicFrameLocks xmlns:a="http://schemas.openxmlformats.org/drawingml/2006/main" noChangeAspect="1"/>
+            </wp:cNvGraphicFramePr>
+            <a:graphic xmlns:a="http://schemas.openxmlformats.org/drawingml/2006/main">
+              <a:graphicData uri="http://schemas.openxmlformats.org/drawingml/2006/picture">
+                <pic:pic xmlns:pic="http://schemas.openxmlformats.org/drawingml/2006/picture">
+                  <pic:nvPicPr>
+                    <pic:cNvPr id="856094875" name=""/>
+                    <pic:cNvPicPr/>
+                  </pic:nvPicPr>
+                  <pic:blipFill>
+                    <a:blip r:embed="rId4"/>
+                    <a:stretch>
+                      <a:fillRect/>
+                    </a:stretch>
+                  </pic:blipFill>
+                  <pic:spPr>
+                    <a:xfrm>
+                      <a:off x="0" y="0"/>
+                      <a:ext cx="3806627" cy="2613102"/>
+                    </a:xfrm>
+                    <a:prstGeom prst="rect">
+                      <a:avLst/>
+                    </a:prstGeom>
+                  </pic:spPr>
+                </pic:pic>
+              </a:graphicData>
+            </a:graphic>
+          </wp:inline>
+        </w:drawing>
+      </w:r>
+    </w:p>
+    <w:p>
+      <w:r>
+        <w:drawing>
+          <wp:inline distT="0" distB="0" distL="0" distR="0" wp14:anchorId="1B6573FC" wp14:editId="1C68D7BA">
+            <wp:extent cx="3971282" cy="3512820"/>
+            <wp:effectExtent l="0" t="0" r="0" b="0"/>
+            <wp:docPr id="1803547330" name="Picture 1"/>
+            <wp:cNvGraphicFramePr>
+              <a:graphicFrameLocks xmlns:a="http://schemas.openxmlformats.org/drawingml/2006/main" noChangeAspect="1"/>
+            </wp:cNvGraphicFramePr>
+            <a:graphic xmlns:a="http://schemas.openxmlformats.org/drawingml/2006/main">
+              <a:graphicData uri="http://schemas.openxmlformats.org/drawingml/2006/picture">
+                <pic:pic xmlns:pic="http://schemas.openxmlformats.org/drawingml/2006/picture">
+                  <pic:nvPicPr>
+                    <pic:cNvPr id="1803547330" name=""/>
+                    <pic:cNvPicPr/>
+                  </pic:nvPicPr>
+                  <pic:blipFill>
+                    <a:blip r:embed="rId5"/>
+                    <a:stretch>
+                      <a:fillRect/>
+                    </a:stretch>
+                  </pic:blipFill>
+                  <pic:spPr>
+                    <a:xfrm>
+                      <a:off x="0" y="0"/>
+                      <a:ext cx="3972881" cy="3514235"/>
+                    </a:xfrm>
+                    <a:prstGeom prst="rect">
+                      <a:avLst/>
+                    </a:prstGeom>
+                  </pic:spPr>
+                </pic:pic>
+              </a:graphicData>
+            </a:graphic>
+          </wp:inline>
+        </w:drawing>
+      </w:r>
+    </w:p>
+    <w:p>
+      <w:r>
+        <w:lastRenderedPageBreak/>
+        <w:drawing>
+          <wp:inline distT="0" distB="0" distL="0" distR="0" wp14:anchorId="6669CFDF" wp14:editId="4B81E4F6">
+            <wp:extent cx="4255959" cy="4274820"/>
+            <wp:effectExtent l="0" t="0" r="0" b="0"/>
+            <wp:docPr id="457609878" name="Picture 1"/>
+            <wp:cNvGraphicFramePr>
+              <a:graphicFrameLocks xmlns:a="http://schemas.openxmlformats.org/drawingml/2006/main" noChangeAspect="1"/>
+            </wp:cNvGraphicFramePr>
+            <a:graphic xmlns:a="http://schemas.openxmlformats.org/drawingml/2006/main">
+              <a:graphicData uri="http://schemas.openxmlformats.org/drawingml/2006/picture">
+                <pic:pic xmlns:pic="http://schemas.openxmlformats.org/drawingml/2006/picture">
+                  <pic:nvPicPr>
+                    <pic:cNvPr id="457609878" name=""/>
+                    <pic:cNvPicPr/>
+                  </pic:nvPicPr>
+                  <pic:blipFill>
+                    <a:blip r:embed="rId6"/>
+                    <a:stretch>
+                      <a:fillRect/>
+                    </a:stretch>
+                  </pic:blipFill>
+                  <pic:spPr>
+                    <a:xfrm>
+                      <a:off x="0" y="0"/>
+                      <a:ext cx="4259550" cy="4278427"/>
+                    </a:xfrm>
+                    <a:prstGeom prst="rect">
+                      <a:avLst/>
+                    </a:prstGeom>
+                  </pic:spPr>
+                </pic:pic>
+              </a:graphicData>
+            </a:graphic>
+          </wp:inline>
+        </w:drawing>
+      </w:r>
+    </w:p>
+    <w:p>
+      <w:r>
+        <w:drawing>
+          <wp:inline distT="0" distB="0" distL="0" distR="0" wp14:anchorId="512134EE" wp14:editId="3ED4C5BF">
+            <wp:extent cx="4305300" cy="1659444"/>
+            <wp:effectExtent l="0" t="0" r="0" b="0"/>
+            <wp:docPr id="758863409" name="Picture 1"/>
+            <wp:cNvGraphicFramePr>
+              <a:graphicFrameLocks xmlns:a="http://schemas.openxmlformats.org/drawingml/2006/main" noChangeAspect="1"/>
+            </wp:cNvGraphicFramePr>
+            <a:graphic xmlns:a="http://schemas.openxmlformats.org/drawingml/2006/main">
+              <a:graphicData uri="http://schemas.openxmlformats.org/drawingml/2006/picture">
+                <pic:pic xmlns:pic="http://schemas.openxmlformats.org/drawingml/2006/picture">
+                  <pic:nvPicPr>
+                    <pic:cNvPr id="758863409" name=""/>
+                    <pic:cNvPicPr/>
+                  </pic:nvPicPr>
+                  <pic:blipFill>
+                    <a:blip r:embed="rId7"/>
+                    <a:stretch>
+                      <a:fillRect/>
+                    </a:stretch>
+                  </pic:blipFill>
+                  <pic:spPr>
+                    <a:xfrm>
+                      <a:off x="0" y="0"/>
+                      <a:ext cx="4316678" cy="1663829"/>
+                    </a:xfrm>
+                    <a:prstGeom prst="rect">
+                      <a:avLst/>
+                    </a:prstGeom>
+                  </pic:spPr>
+                </pic:pic>
+              </a:graphicData>
+            </a:graphic>
+          </wp:inline>
+        </w:drawing>
+      </w:r>
+    </w:p>
+    <w:p>
+      <w:r>
+        <w:drawing>
+          <wp:inline distT="0" distB="0" distL="0" distR="0" wp14:anchorId="3467BD1A" wp14:editId="0ACE5DA6">
+            <wp:extent cx="4382112" cy="771633"/>
+            <wp:effectExtent l="0" t="0" r="0" b="9525"/>
+            <wp:docPr id="883330952" name="Picture 1"/>
+            <wp:cNvGraphicFramePr>
+              <a:graphicFrameLocks xmlns:a="http://schemas.openxmlformats.org/drawingml/2006/main" noChangeAspect="1"/>
+            </wp:cNvGraphicFramePr>
+            <a:graphic xmlns:a="http://schemas.openxmlformats.org/drawingml/2006/main">
+              <a:graphicData uri="http://schemas.openxmlformats.org/drawingml/2006/picture">
+                <pic:pic xmlns:pic="http://schemas.openxmlformats.org/drawingml/2006/picture">
+                  <pic:nvPicPr>
+                    <pic:cNvPr id="883330952" name=""/>
+                    <pic:cNvPicPr/>
+                  </pic:nvPicPr>
+                  <pic:blipFill>
+                    <a:blip r:embed="rId8"/>
+                    <a:stretch>
+                      <a:fillRect/>
+                    </a:stretch>
+                  </pic:blipFill>
+                  <pic:spPr>
+                    <a:xfrm>
+                      <a:off x="0" y="0"/>
+                      <a:ext cx="4382112" cy="771633"/>
+                    </a:xfrm>
+                    <a:prstGeom prst="rect">
+                      <a:avLst/>
+                    </a:prstGeom>
+                  </pic:spPr>
+                </pic:pic>
+              </a:graphicData>
+            </a:graphic>
+          </wp:inline>
+        </w:drawing>
+      </w:r>
+    </w:p>
+    <w:p>
+      <w:r>
+        <w:t>Fix all PCs IPs...</w:t>
+      </w:r>
+    </w:p>
+    <w:p>
+      <w:r>
+        <w:lastRenderedPageBreak/>
+        <w:drawing>
+          <wp:inline distT="0" distB="0" distL="0" distR="0" wp14:anchorId="21EF8805" wp14:editId="0BF3E0A7">
+            <wp:extent cx="3916680" cy="1829447"/>
+            <wp:effectExtent l="0" t="0" r="7620" b="0"/>
+            <wp:docPr id="1139827143" name="Picture 1"/>
+            <wp:cNvGraphicFramePr>
+              <a:graphicFrameLocks xmlns:a="http://schemas.openxmlformats.org/drawingml/2006/main" noChangeAspect="1"/>
+            </wp:cNvGraphicFramePr>
+            <a:graphic xmlns:a="http://schemas.openxmlformats.org/drawingml/2006/main">
+              <a:graphicData uri="http://schemas.openxmlformats.org/drawingml/2006/picture">
+                <pic:pic xmlns:pic="http://schemas.openxmlformats.org/drawingml/2006/picture">
+                  <pic:nvPicPr>
+                    <pic:cNvPr id="1139827143" name=""/>
+                    <pic:cNvPicPr/>
+                  </pic:nvPicPr>
+                  <pic:blipFill>
+                    <a:blip r:embed="rId9"/>
+                    <a:stretch>
+                      <a:fillRect/>
+                    </a:stretch>
+                  </pic:blipFill>
+                  <pic:spPr>
+                    <a:xfrm>
+                      <a:off x="0" y="0"/>
+                      <a:ext cx="3923034" cy="1832415"/>
+                    </a:xfrm>
+                    <a:prstGeom prst="rect">
+                      <a:avLst/>
+                    </a:prstGeom>
+                  </pic:spPr>
+                </pic:pic>
+              </a:graphicData>
+            </a:graphic>
+          </wp:inline>
+        </w:drawing>
+      </w:r>
+    </w:p>
+    <w:p>
+      <w:r>
+        <w:drawing>
+          <wp:inline distT="0" distB="0" distL="0" distR="0" wp14:anchorId="0806F03C" wp14:editId="0191359F">
+            <wp:extent cx="3909060" cy="1656603"/>
+            <wp:effectExtent l="0" t="0" r="0" b="1270"/>
+            <wp:docPr id="322341830" name="Picture 1"/>
+            <wp:cNvGraphicFramePr>
+              <a:graphicFrameLocks xmlns:a="http://schemas.openxmlformats.org/drawingml/2006/main" noChangeAspect="1"/>
+            </wp:cNvGraphicFramePr>
+            <a:graphic xmlns:a="http://schemas.openxmlformats.org/drawingml/2006/main">
+              <a:graphicData uri="http://schemas.openxmlformats.org/drawingml/2006/picture">
+                <pic:pic xmlns:pic="http://schemas.openxmlformats.org/drawingml/2006/picture">
+                  <pic:nvPicPr>
+                    <pic:cNvPr id="322341830" name=""/>
+                    <pic:cNvPicPr/>
+                  </pic:nvPicPr>
+                  <pic:blipFill>
+                    <a:blip r:embed="rId10"/>
+                    <a:stretch>
+                      <a:fillRect/>
+                    </a:stretch>
+                  </pic:blipFill>
+                  <pic:spPr>
+                    <a:xfrm>
+                      <a:off x="0" y="0"/>
+                      <a:ext cx="3921032" cy="1661677"/>
+                    </a:xfrm>
+                    <a:prstGeom prst="rect">
+                      <a:avLst/>
+                    </a:prstGeom>
+                  </pic:spPr>
+                </pic:pic>
+              </a:graphicData>
+            </a:graphic>
+          </wp:inline>
+        </w:drawing>
+      </w:r>
+    </w:p>
+    <w:p>
+      <w:r>
+        <w:drawing>
+          <wp:inline distT="0" distB="0" distL="0" distR="0" wp14:anchorId="1CB383AB" wp14:editId="121A32F9">
+            <wp:extent cx="4413929" cy="4503420"/>
+            <wp:effectExtent l="0" t="0" r="5715" b="0"/>
+            <wp:docPr id="635558571" name="Picture 1"/>
+            <wp:cNvGraphicFramePr>
+              <a:graphicFrameLocks xmlns:a="http://schemas.openxmlformats.org/drawingml/2006/main" noChangeAspect="1"/>
+            </wp:cNvGraphicFramePr>
+            <a:graphic xmlns:a="http://schemas.openxmlformats.org/drawingml/2006/main">
+              <a:graphicData uri="http://schemas.openxmlformats.org/drawingml/2006/picture">
+                <pic:pic xmlns:pic="http://schemas.openxmlformats.org/drawingml/2006/picture">
+                  <pic:nvPicPr>
+                    <pic:cNvPr id="635558571" name=""/>
+                    <pic:cNvPicPr/>
+                  </pic:nvPicPr>
+                  <pic:blipFill>
+                    <a:blip r:embed="rId11"/>
+                    <a:stretch>
+                      <a:fillRect/>
+                    </a:stretch>
+                  </pic:blipFill>
+                  <pic:spPr>
+                    <a:xfrm>
+                      <a:off x="0" y="0"/>
+                      <a:ext cx="4417463" cy="4507026"/>
+                    </a:xfrm>
+                    <a:prstGeom prst="rect">
+                      <a:avLst/>
+                    </a:prstGeom>
+                  </pic:spPr>
+                </pic:pic>
+              </a:graphicData>
+            </a:graphic>
+          </wp:inline>
+        </w:drawing>
+      </w:r>
+    </w:p>
+    <w:p/>
+    <w:p/>
+    <w:p/>
+    <w:p/>
+    <w:p/>
+    <w:p/>
+    <w:p/>
+    <w:p/>
+    <w:p>
       <w:pPr>
-        <w:rPr/>
+        <w:pStyle w:val="Title"/>
       </w:pPr>
       <w:r>
-        <w:rPr>
-          <w:rtl w:val="0"/>
-        </w:rPr>
+        <w:t>2.</w:t>
+      </w:r>
+    </w:p>
+    <w:p>
+      <w:r>
+        <w:drawing>
+          <wp:inline distT="0" distB="0" distL="0" distR="0" wp14:anchorId="216A9857" wp14:editId="20A98C0D">
+            <wp:extent cx="5731510" cy="5782310"/>
+            <wp:effectExtent l="0" t="0" r="2540" b="8890"/>
+            <wp:docPr id="1099817605" name="Picture 1"/>
+            <wp:cNvGraphicFramePr>
+              <a:graphicFrameLocks xmlns:a="http://schemas.openxmlformats.org/drawingml/2006/main" noChangeAspect="1"/>
+            </wp:cNvGraphicFramePr>
+            <a:graphic xmlns:a="http://schemas.openxmlformats.org/drawingml/2006/main">
+              <a:graphicData uri="http://schemas.openxmlformats.org/drawingml/2006/picture">
+                <pic:pic xmlns:pic="http://schemas.openxmlformats.org/drawingml/2006/picture">
+                  <pic:nvPicPr>
+                    <pic:cNvPr id="1099817605" name=""/>
+                    <pic:cNvPicPr/>
+                  </pic:nvPicPr>
+                  <pic:blipFill>
+                    <a:blip r:embed="rId12"/>
+                    <a:stretch>
+                      <a:fillRect/>
+                    </a:stretch>
+                  </pic:blipFill>
+                  <pic:spPr>
+                    <a:xfrm>
+                      <a:off x="0" y="0"/>
+                      <a:ext cx="5731510" cy="5782310"/>
+                    </a:xfrm>
+                    <a:prstGeom prst="rect">
+                      <a:avLst/>
+                    </a:prstGeom>
+                  </pic:spPr>
+                </pic:pic>
+              </a:graphicData>
+            </a:graphic>
+          </wp:inline>
+        </w:drawing>
+      </w:r>
+    </w:p>
+    <w:p>
+      <w:r>
+        <w:lastRenderedPageBreak/>
+        <w:drawing>
+          <wp:inline distT="0" distB="0" distL="0" distR="0" wp14:anchorId="5BAC1E5A" wp14:editId="751544C6">
+            <wp:extent cx="4001058" cy="1200318"/>
+            <wp:effectExtent l="0" t="0" r="0" b="0"/>
+            <wp:docPr id="675109745" name="Picture 1"/>
+            <wp:cNvGraphicFramePr>
+              <a:graphicFrameLocks xmlns:a="http://schemas.openxmlformats.org/drawingml/2006/main" noChangeAspect="1"/>
+            </wp:cNvGraphicFramePr>
+            <a:graphic xmlns:a="http://schemas.openxmlformats.org/drawingml/2006/main">
+              <a:graphicData uri="http://schemas.openxmlformats.org/drawingml/2006/picture">
+                <pic:pic xmlns:pic="http://schemas.openxmlformats.org/drawingml/2006/picture">
+                  <pic:nvPicPr>
+                    <pic:cNvPr id="675109745" name=""/>
+                    <pic:cNvPicPr/>
+                  </pic:nvPicPr>
+                  <pic:blipFill>
+                    <a:blip r:embed="rId13"/>
+                    <a:stretch>
+                      <a:fillRect/>
+                    </a:stretch>
+                  </pic:blipFill>
+                  <pic:spPr>
+                    <a:xfrm>
+                      <a:off x="0" y="0"/>
+                      <a:ext cx="4001058" cy="1200318"/>
+                    </a:xfrm>
+                    <a:prstGeom prst="rect">
+                      <a:avLst/>
+                    </a:prstGeom>
+                  </pic:spPr>
+                </pic:pic>
+              </a:graphicData>
+            </a:graphic>
+          </wp:inline>
+        </w:drawing>
+      </w:r>
+    </w:p>
+    <w:p>
+      <w:r>
+        <w:drawing>
+          <wp:inline distT="0" distB="0" distL="0" distR="0" wp14:anchorId="744590CB" wp14:editId="73316268">
+            <wp:extent cx="5731510" cy="2438400"/>
+            <wp:effectExtent l="0" t="0" r="2540" b="0"/>
+            <wp:docPr id="1314002675" name="Picture 1"/>
+            <wp:cNvGraphicFramePr>
+              <a:graphicFrameLocks xmlns:a="http://schemas.openxmlformats.org/drawingml/2006/main" noChangeAspect="1"/>
+            </wp:cNvGraphicFramePr>
+            <a:graphic xmlns:a="http://schemas.openxmlformats.org/drawingml/2006/main">
+              <a:graphicData uri="http://schemas.openxmlformats.org/drawingml/2006/picture">
+                <pic:pic xmlns:pic="http://schemas.openxmlformats.org/drawingml/2006/picture">
+                  <pic:nvPicPr>
+                    <pic:cNvPr id="1314002675" name=""/>
+                    <pic:cNvPicPr/>
+                  </pic:nvPicPr>
+                  <pic:blipFill>
+                    <a:blip r:embed="rId14"/>
+                    <a:stretch>
+                      <a:fillRect/>
+                    </a:stretch>
+                  </pic:blipFill>
+                  <pic:spPr>
+                    <a:xfrm>
+                      <a:off x="0" y="0"/>
+                      <a:ext cx="5731510" cy="2438400"/>
+                    </a:xfrm>
+                    <a:prstGeom prst="rect">
+                      <a:avLst/>
+                    </a:prstGeom>
+                  </pic:spPr>
+                </pic:pic>
+              </a:graphicData>
+            </a:graphic>
+          </wp:inline>
+        </w:drawing>
+      </w:r>
+    </w:p>
+    <w:p>
+      <w:r>
+        <w:drawing>
+          <wp:inline distT="0" distB="0" distL="0" distR="0" wp14:anchorId="31D10A8C" wp14:editId="3B8E6F0E">
+            <wp:extent cx="5058481" cy="933580"/>
+            <wp:effectExtent l="0" t="0" r="8890" b="0"/>
+            <wp:docPr id="257230543" name="Picture 1"/>
+            <wp:cNvGraphicFramePr>
+              <a:graphicFrameLocks xmlns:a="http://schemas.openxmlformats.org/drawingml/2006/main" noChangeAspect="1"/>
+            </wp:cNvGraphicFramePr>
+            <a:graphic xmlns:a="http://schemas.openxmlformats.org/drawingml/2006/main">
+              <a:graphicData uri="http://schemas.openxmlformats.org/drawingml/2006/picture">
+                <pic:pic xmlns:pic="http://schemas.openxmlformats.org/drawingml/2006/picture">
+                  <pic:nvPicPr>
+                    <pic:cNvPr id="257230543" name=""/>
+                    <pic:cNvPicPr/>
+                  </pic:nvPicPr>
+                  <pic:blipFill>
+                    <a:blip r:embed="rId15"/>
+                    <a:stretch>
+                      <a:fillRect/>
+                    </a:stretch>
+                  </pic:blipFill>
+                  <pic:spPr>
+                    <a:xfrm>
+                      <a:off x="0" y="0"/>
+                      <a:ext cx="5058481" cy="933580"/>
+                    </a:xfrm>
+                    <a:prstGeom prst="rect">
+                      <a:avLst/>
+                    </a:prstGeom>
+                  </pic:spPr>
+                </pic:pic>
+              </a:graphicData>
+            </a:graphic>
+          </wp:inline>
+        </w:drawing>
+      </w:r>
+    </w:p>
+    <w:p>
+      <w:r>
+        <w:drawing>
+          <wp:inline distT="0" distB="0" distL="0" distR="0" wp14:anchorId="5902C09B" wp14:editId="53F0FCDA">
+            <wp:extent cx="5731510" cy="3157220"/>
+            <wp:effectExtent l="0" t="0" r="2540" b="5080"/>
+            <wp:docPr id="943532982" name="Picture 1"/>
+            <wp:cNvGraphicFramePr>
+              <a:graphicFrameLocks xmlns:a="http://schemas.openxmlformats.org/drawingml/2006/main" noChangeAspect="1"/>
+            </wp:cNvGraphicFramePr>
+            <a:graphic xmlns:a="http://schemas.openxmlformats.org/drawingml/2006/main">
+              <a:graphicData uri="http://schemas.openxmlformats.org/drawingml/2006/picture">
+                <pic:pic xmlns:pic="http://schemas.openxmlformats.org/drawingml/2006/picture">
+                  <pic:nvPicPr>
+                    <pic:cNvPr id="943532982" name=""/>
+                    <pic:cNvPicPr/>
+                  </pic:nvPicPr>
+                  <pic:blipFill>
+                    <a:blip r:embed="rId16"/>
+                    <a:stretch>
+                      <a:fillRect/>
+                    </a:stretch>
+                  </pic:blipFill>
+                  <pic:spPr>
+                    <a:xfrm>
+                      <a:off x="0" y="0"/>
+                      <a:ext cx="5731510" cy="3157220"/>
+                    </a:xfrm>
+                    <a:prstGeom prst="rect">
+                      <a:avLst/>
+                    </a:prstGeom>
+                  </pic:spPr>
+                </pic:pic>
+              </a:graphicData>
+            </a:graphic>
+          </wp:inline>
+        </w:drawing>
       </w:r>
     </w:p>
     <w:sectPr>
-      <w:pgSz w:h="15840" w:w="12240" w:orient="portrait"/>
-      <w:pgMar w:bottom="1440" w:top="1440" w:left="1440" w:right="1440" w:header="720" w:footer="720"/>
-      <w:pgNumType w:start="1"/>
+      <w:pgSz w:w="11906" w:h="16838"/>
+      <w:pgMar w:top="1440" w:right="1440" w:bottom="1440" w:left="1440" w:header="720" w:footer="720" w:gutter="0"/>
+      <w:cols w:space="720"/>
+      <w:docGrid w:linePitch="360"/>
     </w:sectPr>
   </w:body>
 </w:document>
 </file>
 
-<file path=word/numbering.xml><?xml version="1.0" encoding="utf-8"?>
-<w:numbering xmlns:mc="http://schemas.openxmlformats.org/markup-compatibility/2006" xmlns:o="urn:schemas-microsoft-com:office:office" xmlns:r="http://schemas.openxmlformats.org/officeDocument/2006/relationships" xmlns:m="http://schemas.openxmlformats.org/officeDocument/2006/math" xmlns:v="urn:schemas-microsoft-com:vml" xmlns:wp="http://schemas.openxmlformats.org/drawingml/2006/wordprocessingDrawing" xmlns:w10="urn:schemas-microsoft-com:office:word" xmlns:w="http://schemas.openxmlformats.org/wordprocessingml/2006/main" xmlns:wne="http://schemas.microsoft.com/office/word/2006/wordml" xmlns:sl="http://schemas.openxmlformats.org/schemaLibrary/2006/main" xmlns:a="http://schemas.openxmlformats.org/drawingml/2006/main" xmlns:pic="http://schemas.openxmlformats.org/drawingml/2006/picture" xmlns:c="http://schemas.openxmlformats.org/drawingml/2006/chart" xmlns:lc="http://schemas.openxmlformats.org/drawingml/2006/lockedCanvas" xmlns:dgm="http://schemas.openxmlformats.org/drawingml/2006/diagram" xmlns:wps="http://schemas.microsoft.com/office/word/2010/wordprocessingShape" xmlns:wpg="http://schemas.microsoft.com/office/word/2010/wordprocessingGroup" xmlns:w14="http://schemas.microsoft.com/office/word/2010/wordml" xmlns:w15="http://schemas.microsoft.com/office/word/2012/wordml" xmlns:w16="http://schemas.microsoft.com/office/word/2018/wordml" xmlns:w16cex="http://schemas.microsoft.com/office/word/2018/wordml/cex" xmlns:w16cid="http://schemas.microsoft.com/office/word/2016/wordml/cid" xmlns="http://schemas.microsoft.com/office/tasks/2019/documenttasks" xmlns:cr="http://schemas.microsoft.com/office/comments/2020/reactions"/>
-</file>
-
 <file path=word/styles.xml><?xml version="1.0" encoding="utf-8"?>
-<w:styles xmlns:mc="http://schemas.openxmlformats.org/markup-compatibility/2006" xmlns:o="urn:schemas-microsoft-com:office:office" xmlns:r="http://schemas.openxmlformats.org/officeDocument/2006/relationships" xmlns:m="http://schemas.openxmlformats.org/officeDocument/2006/math" xmlns:v="urn:schemas-microsoft-com:vml" xmlns:wp="http://schemas.openxmlformats.org/drawingml/2006/wordprocessingDrawing" xmlns:w10="urn:schemas-microsoft-com:office:word" xmlns:w="http://schemas.openxmlformats.org/wordprocessingml/2006/main" xmlns:wne="http://schemas.microsoft.com/office/word/2006/wordml" xmlns:sl="http://schemas.openxmlformats.org/schemaLibrary/2006/main" xmlns:a="http://schemas.openxmlformats.org/drawingml/2006/main" xmlns:pic="http://schemas.openxmlformats.org/drawingml/2006/picture" xmlns:c="http://schemas.openxmlformats.org/drawingml/2006/chart" xmlns:lc="http://schemas.openxmlformats.org/drawingml/2006/lockedCanvas" xmlns:dgm="http://schemas.openxmlformats.org/drawingml/2006/diagram" xmlns:wps="http://schemas.microsoft.com/office/word/2010/wordprocessingShape" xmlns:wpg="http://schemas.microsoft.com/office/word/2010/wordprocessingGroup" xmlns:w14="http://schemas.microsoft.com/office/word/2010/wordml" xmlns:w15="http://schemas.microsoft.com/office/word/2012/wordml" xmlns:w16="http://schemas.microsoft.com/office/word/2018/wordml" xmlns:w16cex="http://schemas.microsoft.com/office/word/2018/wordml/cex" xmlns:w16cid="http://schemas.microsoft.com/office/word/2016/wordml/cid" xmlns="http://schemas.microsoft.com/office/tasks/2019/documenttasks" xmlns:cr="http://schemas.microsoft.com/office/comments/2020/reactions">
+<w:styles xmlns:mc="http://schemas.openxmlformats.org/markup-compatibility/2006" xmlns:r="http://schemas.openxmlformats.org/officeDocument/2006/relationships" xmlns:w="http://schemas.openxmlformats.org/wordprocessingml/2006/main" xmlns:w14="http://schemas.microsoft.com/office/word/2010/wordml" xmlns:w15="http://schemas.microsoft.com/office/word/2012/wordml" xmlns:w16cex="http://schemas.microsoft.com/office/word/2018/wordml/cex" xmlns:w16cid="http://schemas.microsoft.com/office/word/2016/wordml/cid" xmlns:w16="http://schemas.microsoft.com/office/word/2018/wordml" xmlns:w16du="http://schemas.microsoft.com/office/word/2023/wordml/word16du" xmlns:w16sdtdh="http://schemas.microsoft.com/office/word/2020/wordml/sdtdatahash" xmlns:w16sdtfl="http://schemas.microsoft.com/office/word/2024/wordml/sdtformatlock" xmlns:w16se="http://schemas.microsoft.com/office/word/2015/wordml/symex" mc:Ignorable="w14 w15 w16se w16cid w16 w16cex w16sdtdh w16sdtfl w16du">
   <w:docDefaults>
     <w:rPrDefault>
       <w:rPr>
-        <w:rFonts w:ascii="Arial" w:cs="Arial" w:eastAsia="Arial" w:hAnsi="Arial"/>
-        <w:sz w:val="22"/>
-        <w:szCs w:val="22"/>
-        <w:lang w:val="en"/>
+        <w:rFonts w:asciiTheme="minorHAnsi" w:eastAsiaTheme="minorHAnsi" w:hAnsiTheme="minorHAnsi" w:cstheme="minorBidi"/>
+        <w:kern w:val="2"/>
+        <w:sz w:val="24"/>
+        <w:szCs w:val="24"/>
+        <w:lang w:val="en-PK" w:eastAsia="en-US" w:bidi="ar-SA"/>
+        <w14:ligatures w14:val="standardContextual"/>
       </w:rPr>
     </w:rPrDefault>
     <w:pPrDefault>
       <w:pPr>
-        <w:spacing w:line="276" w:lineRule="auto"/>
+        <w:spacing w:after="160" w:line="278" w:lineRule="auto"/>
       </w:pPr>
     </w:pPrDefault>
   </w:docDefaults>
-  <w:style w:type="table" w:styleId="TableNormal" w:default="1">
-    <w:name w:val="TableNormal"/>
-    <w:tblPr>
-      <w:tblCellMar>
-        <w:top w:w="100.0" w:type="dxa"/>
-        <w:left w:w="100.0" w:type="dxa"/>
-        <w:bottom w:w="100.0" w:type="dxa"/>
-        <w:right w:w="100.0" w:type="dxa"/>
-      </w:tblCellMar>
-    </w:tblPr>
-  </w:style>
-  <w:style w:type="paragraph" w:styleId="Normal" w:default="1">
-    <w:name w:val="normal"/>
+  <w:latentStyles w:defLockedState="0" w:defUIPriority="99" w:defSemiHidden="0" w:defUnhideWhenUsed="0" w:defQFormat="0" w:count="376">
+    <w:lsdException w:name="Normal" w:uiPriority="0" w:qFormat="1"/>
+    <w:lsdException w:name="heading 1" w:uiPriority="9" w:qFormat="1"/>
+    <w:lsdException w:name="heading 2" w:semiHidden="1" w:uiPriority="9" w:unhideWhenUsed="1" w:qFormat="1"/>
+    <w:lsdException w:name="heading 3" w:semiHidden="1" w:uiPriority="9" w:unhideWhenUsed="1" w:qFormat="1"/>
+    <w:lsdException w:name="heading 4" w:semiHidden="1" w:uiPriority="9" w:unhideWhenUsed="1" w:qFormat="1"/>
+    <w:lsdException w:name="heading 5" w:semiHidden="1" w:uiPriority="9" w:unhideWhenUsed="1" w:qFormat="1"/>
+    <w:lsdException w:name="heading 6" w:semiHidden="1" w:uiPriority="9" w:unhideWhenUsed="1" w:qFormat="1"/>
+    <w:lsdException w:name="heading 7" w:semiHidden="1" w:uiPriority="9" w:unhideWhenUsed="1" w:qFormat="1"/>
+    <w:lsdException w:name="heading 8" w:semiHidden="1" w:uiPriority="9" w:unhideWhenUsed="1" w:qFormat="1"/>
+    <w:lsdException w:name="heading 9" w:semiHidden="1" w:uiPriority="9" w:unhideWhenUsed="1" w:qFormat="1"/>
+    <w:lsdException w:name="index 1" w:semiHidden="1" w:unhideWhenUsed="1"/>
+    <w:lsdException w:name="index 2" w:semiHidden="1" w:unhideWhenUsed="1"/>
+    <w:lsdException w:name="index 3" w:semiHidden="1" w:unhideWhenUsed="1"/>
+    <w:lsdException w:name="index 4" w:semiHidden="1" w:unhideWhenUsed="1"/>
+    <w:lsdException w:name="index 5" w:semiHidden="1" w:unhideWhenUsed="1"/>
+    <w:lsdException w:name="index 6" w:semiHidden="1" w:unhideWhenUsed="1"/>
+    <w:lsdException w:name="index 7" w:semiHidden="1" w:unhideWhenUsed="1"/>
+    <w:lsdException w:name="index 8" w:semiHidden="1" w:unhideWhenUsed="1"/>
+    <w:lsdException w:name="index 9" w:semiHidden="1" w:unhideWhenUsed="1"/>
+    <w:lsdException w:name="toc 1" w:semiHidden="1" w:uiPriority="39" w:unhideWhenUsed="1"/>
+    <w:lsdException w:name="toc 2" w:semiHidden="1" w:uiPriority="39" w:unhideWhenUsed="1"/>
+    <w:lsdException w:name="toc 3" w:semiHidden="1" w:uiPriority="39" w:unhideWhenUsed="1"/>
+    <w:lsdException w:name="toc 4" w:semiHidden="1" w:uiPriority="39" w:unhideWhenUsed="1"/>
+    <w:lsdException w:name="toc 5" w:semiHidden="1" w:uiPriority="39" w:unhideWhenUsed="1"/>
+    <w:lsdException w:name="toc 6" w:semiHidden="1" w:uiPriority="39" w:unhideWhenUsed="1"/>
+    <w:lsdException w:name="toc 7" w:semiHidden="1" w:uiPriority="39" w:unhideWhenUsed="1"/>
+    <w:lsdException w:name="toc 8" w:semiHidden="1" w:uiPriority="39" w:unhideWhenUsed="1"/>
+    <w:lsdException w:name="toc 9" w:semiHidden="1" w:uiPriority="39" w:unhideWhenUsed="1"/>
+    <w:lsdException w:name="Normal Indent" w:semiHidden="1" w:unhideWhenUsed="1"/>
+    <w:lsdException w:name="footnote text" w:semiHidden="1" w:unhideWhenUsed="1"/>
+    <w:lsdException w:name="annotation text" w:semiHidden="1" w:unhideWhenUsed="1"/>
+    <w:lsdException w:name="header" w:semiHidden="1" w:unhideWhenUsed="1"/>
+    <w:lsdException w:name="footer" w:semiHidden="1" w:unhideWhenUsed="1"/>
+    <w:lsdException w:name="index heading" w:semiHidden="1" w:unhideWhenUsed="1"/>
+    <w:lsdException w:name="caption" w:semiHidden="1" w:uiPriority="35" w:unhideWhenUsed="1" w:qFormat="1"/>
+    <w:lsdException w:name="table of figures" w:semiHidden="1" w:unhideWhenUsed="1"/>
+    <w:lsdException w:name="envelope address" w:semiHidden="1" w:unhideWhenUsed="1"/>
+    <w:lsdException w:name="envelope return" w:semiHidden="1" w:unhideWhenUsed="1"/>
+    <w:lsdException w:name="footnote reference" w:semiHidden="1" w:unhideWhenUsed="1"/>
+    <w:lsdException w:name="annotation reference" w:semiHidden="1" w:unhideWhenUsed="1"/>
+    <w:lsdException w:name="line number" w:semiHidden="1" w:unhideWhenUsed="1"/>
+    <w:lsdException w:name="page number" w:semiHidden="1" w:unhideWhenUsed="1"/>
+    <w:lsdException w:name="endnote reference" w:semiHidden="1" w:unhideWhenUsed="1"/>
+    <w:lsdException w:name="endnote text" w:semiHidden="1" w:unhideWhenUsed="1"/>
+    <w:lsdException w:name="table of authorities" w:semiHidden="1" w:unhideWhenUsed="1"/>
+    <w:lsdException w:name="macro" w:semiHidden="1" w:unhideWhenUsed="1"/>
+    <w:lsdException w:name="toa heading" w:semiHidden="1" w:unhideWhenUsed="1"/>
+    <w:lsdException w:name="List" w:semiHidden="1" w:unhideWhenUsed="1"/>
+    <w:lsdException w:name="List Bullet" w:semiHidden="1" w:unhideWhenUsed="1"/>
+    <w:lsdException w:name="List Number" w:semiHidden="1" w:unhideWhenUsed="1"/>
+    <w:lsdException w:name="List 2" w:semiHidden="1" w:unhideWhenUsed="1"/>
+    <w:lsdException w:name="List 3" w:semiHidden="1" w:unhideWhenUsed="1"/>
+    <w:lsdException w:name="List 4" w:semiHidden="1" w:unhideWhenUsed="1"/>
+    <w:lsdException w:name="List 5" w:semiHidden="1" w:unhideWhenUsed="1"/>
+    <w:lsdException w:name="List Bullet 2" w:semiHidden="1" w:unhideWhenUsed="1"/>
+    <w:lsdException w:name="List Bullet 3" w:semiHidden="1" w:unhideWhenUsed="1"/>
+    <w:lsdException w:name="List Bullet 4" w:semiHidden="1" w:unhideWhenUsed="1"/>
+    <w:lsdException w:name="List Bullet 5" w:semiHidden="1" w:unhideWhenUsed="1"/>
+    <w:lsdException w:name="List Number 2" w:semiHidden="1" w:unhideWhenUsed="1"/>
+    <w:lsdException w:name="List Number 3" w:semiHidden="1" w:unhideWhenUsed="1"/>
+    <w:lsdException w:name="List Number 4" w:semiHidden="1" w:unhideWhenUsed="1"/>
+    <w:lsdException w:name="List Number 5" w:semiHidden="1" w:unhideWhenUsed="1"/>
+    <w:lsdException w:name="Title" w:uiPriority="10" w:qFormat="1"/>
+    <w:lsdException w:name="Closing" w:semiHidden="1" w:unhideWhenUsed="1"/>
+    <w:lsdException w:name="Signature" w:semiHidden="1" w:unhideWhenUsed="1"/>
+    <w:lsdException w:name="Default Paragraph Font" w:semiHidden="1" w:uiPriority="1" w:unhideWhenUsed="1"/>
+    <w:lsdException w:name="Body Text" w:semiHidden="1" w:unhideWhenUsed="1"/>
+    <w:lsdException w:name="Body Text Indent" w:semiHidden="1" w:unhideWhenUsed="1"/>
+    <w:lsdException w:name="List Continue" w:semiHidden="1" w:unhideWhenUsed="1"/>
+    <w:lsdException w:name="List Continue 2" w:semiHidden="1" w:unhideWhenUsed="1"/>
+    <w:lsdException w:name="List Continue 3" w:semiHidden="1" w:unhideWhenUsed="1"/>
+    <w:lsdException w:name="List Continue 4" w:semiHidden="1" w:unhideWhenUsed="1"/>
+    <w:lsdException w:name="List Continue 5" w:semiHidden="1" w:unhideWhenUsed="1"/>
+    <w:lsdException w:name="Message Header" w:semiHidden="1" w:unhideWhenUsed="1"/>
+    <w:lsdException w:name="Subtitle" w:uiPriority="11" w:qFormat="1"/>
+    <w:lsdException w:name="Salutation" w:semiHidden="1" w:unhideWhenUsed="1"/>
+    <w:lsdException w:name="Date" w:semiHidden="1" w:unhideWhenUsed="1"/>
+    <w:lsdException w:name="Body Text First Indent" w:semiHidden="1" w:unhideWhenUsed="1"/>
+    <w:lsdException w:name="Body Text First Indent 2" w:semiHidden="1" w:unhideWhenUsed="1"/>
+    <w:lsdException w:name="Note Heading" w:semiHidden="1" w:unhideWhenUsed="1"/>
+    <w:lsdException w:name="Body Text 2" w:semiHidden="1" w:unhideWhenUsed="1"/>
+    <w:lsdException w:name="Body Text 3" w:semiHidden="1" w:unhideWhenUsed="1"/>
+    <w:lsdException w:name="Body Text Indent 2" w:semiHidden="1" w:unhideWhenUsed="1"/>
+    <w:lsdException w:name="Body Text Indent 3" w:semiHidden="1" w:unhideWhenUsed="1"/>
+    <w:lsdException w:name="Block Text" w:semiHidden="1" w:unhideWhenUsed="1"/>
+    <w:lsdException w:name="Hyperlink" w:semiHidden="1" w:unhideWhenUsed="1"/>
+    <w:lsdException w:name="FollowedHyperlink" w:semiHidden="1" w:unhideWhenUsed="1"/>
+    <w:lsdException w:name="Strong" w:uiPriority="22" w:qFormat="1"/>
+    <w:lsdException w:name="Emphasis" w:uiPriority="20" w:qFormat="1"/>
+    <w:lsdException w:name="Document Map" w:semiHidden="1" w:unhideWhenUsed="1"/>
+    <w:lsdException w:name="Plain Text" w:semiHidden="1" w:unhideWhenUsed="1"/>
+    <w:lsdException w:name="E-mail Signature" w:semiHidden="1" w:unhideWhenUsed="1"/>
+    <w:lsdException w:name="HTML Top of Form" w:semiHidden="1" w:unhideWhenUsed="1"/>
+    <w:lsdException w:name="HTML Bottom of Form" w:semiHidden="1" w:unhideWhenUsed="1"/>
+    <w:lsdException w:name="Normal (Web)" w:semiHidden="1" w:unhideWhenUsed="1"/>
+    <w:lsdException w:name="HTML Acronym" w:semiHidden="1" w:unhideWhenUsed="1"/>
+    <w:lsdException w:name="HTML Address" w:semiHidden="1" w:unhideWhenUsed="1"/>
+    <w:lsdException w:name="HTML Cite" w:semiHidden="1" w:unhideWhenUsed="1"/>
+    <w:lsdException w:name="HTML Code" w:semiHidden="1" w:unhideWhenUsed="1"/>
+    <w:lsdException w:name="HTML Definition" w:semiHidden="1" w:unhideWhenUsed="1"/>
+    <w:lsdException w:name="HTML Keyboard" w:semiHidden="1" w:unhideWhenUsed="1"/>
+    <w:lsdException w:name="HTML Preformatted" w:semiHidden="1" w:unhideWhenUsed="1"/>
+    <w:lsdException w:name="HTML Sample" w:semiHidden="1" w:unhideWhenUsed="1"/>
+    <w:lsdException w:name="HTML Typewriter" w:semiHidden="1" w:unhideWhenUsed="1"/>
+    <w:lsdException w:name="HTML Variable" w:semiHidden="1" w:unhideWhenUsed="1"/>
+    <w:lsdException w:name="Normal Table" w:semiHidden="1" w:unhideWhenUsed="1"/>
+    <w:lsdException w:name="annotation subject" w:semiHidden="1" w:unhideWhenUsed="1"/>
+    <w:lsdException w:name="No List" w:semiHidden="1" w:unhideWhenUsed="1"/>
+    <w:lsdException w:name="Outline List 1" w:semiHidden="1" w:unhideWhenUsed="1"/>
+    <w:lsdException w:name="Outline List 2" w:semiHidden="1" w:unhideWhenUsed="1"/>
+    <w:lsdException w:name="Outline List 3" w:semiHidden="1" w:unhideWhenUsed="1"/>
+    <w:lsdException w:name="Table Simple 1" w:semiHidden="1" w:unhideWhenUsed="1"/>
+    <w:lsdException w:name="Table Simple 2" w:semiHidden="1" w:unhideWhenUsed="1"/>
+    <w:lsdException w:name="Table Simple 3" w:semiHidden="1" w:unhideWhenUsed="1"/>
+    <w:lsdException w:name="Table Classic 1" w:semiHidden="1" w:unhideWhenUsed="1"/>
+    <w:lsdException w:name="Table Classic 2" w:semiHidden="1" w:unhideWhenUsed="1"/>
+    <w:lsdException w:name="Table Classic 3" w:semiHidden="1" w:unhideWhenUsed="1"/>
+    <w:lsdException w:name="Table Classic 4" w:semiHidden="1" w:unhideWhenUsed="1"/>
+    <w:lsdException w:name="Table Colorful 1" w:semiHidden="1" w:unhideWhenUsed="1"/>
+    <w:lsdException w:name="Table Colorful 2" w:semiHidden="1" w:unhideWhenUsed="1"/>
+    <w:lsdException w:name="Table Colorful 3" w:semiHidden="1" w:unhideWhenUsed="1"/>
+    <w:lsdException w:name="Table Columns 1" w:semiHidden="1" w:unhideWhenUsed="1"/>
+    <w:lsdException w:name="Table Columns 2" w:semiHidden="1" w:unhideWhenUsed="1"/>
+    <w:lsdException w:name="Table Columns 3" w:semiHidden="1" w:unhideWhenUsed="1"/>
+    <w:lsdException w:name="Table Columns 4" w:semiHidden="1" w:unhideWhenUsed="1"/>
+    <w:lsdException w:name="Table Columns 5" w:semiHidden="1" w:unhideWhenUsed="1"/>
+    <w:lsdException w:name="Table Grid 1" w:semiHidden="1" w:unhideWhenUsed="1"/>
+    <w:lsdException w:name="Table Grid 2" w:semiHidden="1" w:unhideWhenUsed="1"/>
+    <w:lsdException w:name="Table Grid 3" w:semiHidden="1" w:unhideWhenUsed="1"/>
+    <w:lsdException w:name="Table Grid 4" w:semiHidden="1" w:unhideWhenUsed="1"/>
+    <w:lsdException w:name="Table Grid 5" w:semiHidden="1" w:unhideWhenUsed="1"/>
+    <w:lsdException w:name="Table Grid 6" w:semiHidden="1" w:unhideWhenUsed="1"/>
+    <w:lsdException w:name="Table Grid 7" w:semiHidden="1" w:unhideWhenUsed="1"/>
+    <w:lsdException w:name="Table Grid 8" w:semiHidden="1" w:unhideWhenUsed="1"/>
+    <w:lsdException w:name="Table List 1" w:semiHidden="1" w:unhideWhenUsed="1"/>
+    <w:lsdException w:name="Table List 2" w:semiHidden="1" w:unhideWhenUsed="1"/>
+    <w:lsdException w:name="Table List 3" w:semiHidden="1" w:unhideWhenUsed="1"/>
+    <w:lsdException w:name="Table List 4" w:semiHidden="1" w:unhideWhenUsed="1"/>
+    <w:lsdException w:name="Table List 5" w:semiHidden="1" w:unhideWhenUsed="1"/>
+    <w:lsdException w:name="Table List 6" w:semiHidden="1" w:unhideWhenUsed="1"/>
+    <w:lsdException w:name="Table List 7" w:semiHidden="1" w:unhideWhenUsed="1"/>
+    <w:lsdException w:name="Table List 8" w:semiHidden="1" w:unhideWhenUsed="1"/>
+    <w:lsdException w:name="Table 3D effects 1" w:semiHidden="1" w:unhideWhenUsed="1"/>
+    <w:lsdException w:name="Table 3D effects 2" w:semiHidden="1" w:unhideWhenUsed="1"/>
+    <w:lsdException w:name="Table 3D effects 3" w:semiHidden="1" w:unhideWhenUsed="1"/>
+    <w:lsdException w:name="Table Contemporary" w:semiHidden="1" w:unhideWhenUsed="1"/>
+    <w:lsdException w:name="Table Elegant" w:semiHidden="1" w:unhideWhenUsed="1"/>
+    <w:lsdException w:name="Table Professional" w:semiHidden="1" w:unhideWhenUsed="1"/>
+    <w:lsdException w:name="Table Subtle 1" w:semiHidden="1" w:unhideWhenUsed="1"/>
+    <w:lsdException w:name="Table Subtle 2" w:semiHidden="1" w:unhideWhenUsed="1"/>
+    <w:lsdException w:name="Table Web 1" w:semiHidden="1" w:unhideWhenUsed="1"/>
+    <w:lsdException w:name="Table Web 2" w:semiHidden="1" w:unhideWhenUsed="1"/>
+    <w:lsdException w:name="Table Web 3" w:semiHidden="1" w:unhideWhenUsed="1"/>
+    <w:lsdException w:name="Balloon Text" w:semiHidden="1" w:unhideWhenUsed="1"/>
+    <w:lsdException w:name="Table Grid" w:uiPriority="39"/>
+    <w:lsdException w:name="Table Theme" w:semiHidden="1" w:unhideWhenUsed="1"/>
+    <w:lsdException w:name="Placeholder Text" w:semiHidden="1"/>
+    <w:lsdException w:name="No Spacing" w:uiPriority="1" w:qFormat="1"/>
+    <w:lsdException w:name="Light Shading" w:uiPriority="60"/>
+    <w:lsdException w:name="Light List" w:uiPriority="61"/>
+    <w:lsdException w:name="Light Grid" w:uiPriority="62"/>
+    <w:lsdException w:name="Medium Shading 1" w:uiPriority="63"/>
+    <w:lsdException w:name="Medium Shading 2" w:uiPriority="64"/>
+    <w:lsdException w:name="Medium List 1" w:uiPriority="65"/>
+    <w:lsdException w:name="Medium List 2" w:uiPriority="66"/>
+    <w:lsdException w:name="Medium Grid 1" w:uiPriority="67"/>
+    <w:lsdException w:name="Medium Grid 2" w:uiPriority="68"/>
+    <w:lsdException w:name="Medium Grid 3" w:uiPriority="69"/>
+    <w:lsdException w:name="Dark List" w:uiPriority="70"/>
+    <w:lsdException w:name="Colorful Shading" w:uiPriority="71"/>
+    <w:lsdException w:name="Colorful List" w:uiPriority="72"/>
+    <w:lsdException w:name="Colorful Grid" w:uiPriority="73"/>
+    <w:lsdException w:name="Light Shading Accent 1" w:uiPriority="60"/>
+    <w:lsdException w:name="Light List Accent 1" w:uiPriority="61"/>
+    <w:lsdException w:name="Light Grid Accent 1" w:uiPriority="62"/>
+    <w:lsdException w:name="Medium Shading 1 Accent 1" w:uiPriority="63"/>
+    <w:lsdException w:name="Medium Shading 2 Accent 1" w:uiPriority="64"/>
+    <w:lsdException w:name="Medium List 1 Accent 1" w:uiPriority="65"/>
+    <w:lsdException w:name="Revision" w:semiHidden="1"/>
+    <w:lsdException w:name="List Paragraph" w:uiPriority="34" w:qFormat="1"/>
+    <w:lsdException w:name="Quote" w:uiPriority="29" w:qFormat="1"/>
+    <w:lsdException w:name="Intense Quote" w:uiPriority="30" w:qFormat="1"/>
+    <w:lsdException w:name="Medium List 2 Accent 1" w:uiPriority="66"/>
+    <w:lsdException w:name="Medium Grid 1 Accent 1" w:uiPriority="67"/>
+    <w:lsdException w:name="Medium Grid 2 Accent 1" w:uiPriority="68"/>
+    <w:lsdException w:name="Medium Grid 3 Accent 1" w:uiPriority="69"/>
+    <w:lsdException w:name="Dark List Accent 1" w:uiPriority="70"/>
+    <w:lsdException w:name="Colorful Shading Accent 1" w:uiPriority="71"/>
+    <w:lsdException w:name="Colorful List Accent 1" w:uiPriority="72"/>
+    <w:lsdException w:name="Colorful Grid Accent 1" w:uiPriority="73"/>
+    <w:lsdException w:name="Light Shading Accent 2" w:uiPriority="60"/>
+    <w:lsdException w:name="Light List Accent 2" w:uiPriority="61"/>
+    <w:lsdException w:name="Light Grid Accent 2" w:uiPriority="62"/>
+    <w:lsdException w:name="Medium Shading 1 Accent 2" w:uiPriority="63"/>
+    <w:lsdException w:name="Medium Shading 2 Accent 2" w:uiPriority="64"/>
+    <w:lsdException w:name="Medium List 1 Accent 2" w:uiPriority="65"/>
+    <w:lsdException w:name="Medium List 2 Accent 2" w:uiPriority="66"/>
+    <w:lsdException w:name="Medium Grid 1 Accent 2" w:uiPriority="67"/>
+    <w:lsdException w:name="Medium Grid 2 Accent 2" w:uiPriority="68"/>
+    <w:lsdException w:name="Medium Grid 3 Accent 2" w:uiPriority="69"/>
+    <w:lsdException w:name="Dark List Accent 2" w:uiPriority="70"/>
+    <w:lsdException w:name="Colorful Shading Accent 2" w:uiPriority="71"/>
+    <w:lsdException w:name="Colorful List Accent 2" w:uiPriority="72"/>
+    <w:lsdException w:name="Colorful Grid Accent 2" w:uiPriority="73"/>
+    <w:lsdException w:name="Light Shading Accent 3" w:uiPriority="60"/>
+    <w:lsdException w:name="Light List Accent 3" w:uiPriority="61"/>
+    <w:lsdException w:name="Light Grid Accent 3" w:uiPriority="62"/>
+    <w:lsdException w:name="Medium Shading 1 Accent 3" w:uiPriority="63"/>
+    <w:lsdException w:name="Medium Shading 2 Accent 3" w:uiPriority="64"/>
+    <w:lsdException w:name="Medium List 1 Accent 3" w:uiPriority="65"/>
+    <w:lsdException w:name="Medium List 2 Accent 3" w:uiPriority="66"/>
+    <w:lsdException w:name="Medium Grid 1 Accent 3" w:uiPriority="67"/>
+    <w:lsdException w:name="Medium Grid 2 Accent 3" w:uiPriority="68"/>
+    <w:lsdException w:name="Medium Grid 3 Accent 3" w:uiPriority="69"/>
+    <w:lsdException w:name="Dark List Accent 3" w:uiPriority="70"/>
+    <w:lsdException w:name="Colorful Shading Accent 3" w:uiPriority="71"/>
+    <w:lsdException w:name="Colorful List Accent 3" w:uiPriority="72"/>
+    <w:lsdException w:name="Colorful Grid Accent 3" w:uiPriority="73"/>
+    <w:lsdException w:name="Light Shading Accent 4" w:uiPriority="60"/>
+    <w:lsdException w:name="Light List Accent 4" w:uiPriority="61"/>
+    <w:lsdException w:name="Light Grid Accent 4" w:uiPriority="62"/>
+    <w:lsdException w:name="Medium Shading 1 Accent 4" w:uiPriority="63"/>
+    <w:lsdException w:name="Medium Shading 2 Accent 4" w:uiPriority="64"/>
+    <w:lsdException w:name="Medium List 1 Accent 4" w:uiPriority="65"/>
+    <w:lsdException w:name="Medium List 2 Accent 4" w:uiPriority="66"/>
+    <w:lsdException w:name="Medium Grid 1 Accent 4" w:uiPriority="67"/>
+    <w:lsdException w:name="Medium Grid 2 Accent 4" w:uiPriority="68"/>
+    <w:lsdException w:name="Medium Grid 3 Accent 4" w:uiPriority="69"/>
+    <w:lsdException w:name="Dark List Accent 4" w:uiPriority="70"/>
+    <w:lsdException w:name="Colorful Shading Accent 4" w:uiPriority="71"/>
+    <w:lsdException w:name="Colorful List Accent 4" w:uiPriority="72"/>
+    <w:lsdException w:name="Colorful Grid Accent 4" w:uiPriority="73"/>
+    <w:lsdException w:name="Light Shading Accent 5" w:uiPriority="60"/>
+    <w:lsdException w:name="Light List Accent 5" w:uiPriority="61"/>
+    <w:lsdException w:name="Light Grid Accent 5" w:uiPriority="62"/>
+    <w:lsdException w:name="Medium Shading 1 Accent 5" w:uiPriority="63"/>
+    <w:lsdException w:name="Medium Shading 2 Accent 5" w:uiPriority="64"/>
+    <w:lsdException w:name="Medium List 1 Accent 5" w:uiPriority="65"/>
+    <w:lsdException w:name="Medium List 2 Accent 5" w:uiPriority="66"/>
+    <w:lsdException w:name="Medium Grid 1 Accent 5" w:uiPriority="67"/>
+    <w:lsdException w:name="Medium Grid 2 Accent 5" w:uiPriority="68"/>
+    <w:lsdException w:name="Medium Grid 3 Accent 5" w:uiPriority="69"/>
+    <w:lsdException w:name="Dark List Accent 5" w:uiPriority="70"/>
+    <w:lsdException w:name="Colorful Shading Accent 5" w:uiPriority="71"/>
+    <w:lsdException w:name="Colorful List Accent 5" w:uiPriority="72"/>
+    <w:lsdException w:name="Colorful Grid Accent 5" w:uiPriority="73"/>
+    <w:lsdException w:name="Light Shading Accent 6" w:uiPriority="60"/>
+    <w:lsdException w:name="Light List Accent 6" w:uiPriority="61"/>
+    <w:lsdException w:name="Light Grid Accent 6" w:uiPriority="62"/>
+    <w:lsdException w:name="Medium Shading 1 Accent 6" w:uiPriority="63"/>
+    <w:lsdException w:name="Medium Shading 2 Accent 6" w:uiPriority="64"/>
+    <w:lsdException w:name="Medium List 1 Accent 6" w:uiPriority="65"/>
+    <w:lsdException w:name="Medium List 2 Accent 6" w:uiPriority="66"/>
+    <w:lsdException w:name="Medium Grid 1 Accent 6" w:uiPriority="67"/>
+    <w:lsdException w:name="Medium Grid 2 Accent 6" w:uiPriority="68"/>
+    <w:lsdException w:name="Medium Grid 3 Accent 6" w:uiPriority="69"/>
+    <w:lsdException w:name="Dark List Accent 6" w:uiPriority="70"/>
+    <w:lsdException w:name="Colorful Shading Accent 6" w:uiPriority="71"/>
+    <w:lsdException w:name="Colorful List Accent 6" w:uiPriority="72"/>
+    <w:lsdException w:name="Colorful Grid Accent 6" w:uiPriority="73"/>
+    <w:lsdException w:name="Subtle Emphasis" w:uiPriority="19" w:qFormat="1"/>
+    <w:lsdException w:name="Intense Emphasis" w:uiPriority="21" w:qFormat="1"/>
+    <w:lsdException w:name="Subtle Reference" w:uiPriority="31" w:qFormat="1"/>
+    <w:lsdException w:name="Intense Reference" w:uiPriority="32" w:qFormat="1"/>
+    <w:lsdException w:name="Book Title" w:uiPriority="33" w:qFormat="1"/>
+    <w:lsdException w:name="Bibliography" w:semiHidden="1" w:uiPriority="37" w:unhideWhenUsed="1"/>
+    <w:lsdException w:name="TOC Heading" w:semiHidden="1" w:uiPriority="39" w:unhideWhenUsed="1" w:qFormat="1"/>
+    <w:lsdException w:name="Plain Table 1" w:uiPriority="41"/>
+    <w:lsdException w:name="Plain Table 2" w:uiPriority="42"/>
+    <w:lsdException w:name="Plain Table 3" w:uiPriority="43"/>
+    <w:lsdException w:name="Plain Table 4" w:uiPriority="44"/>
+    <w:lsdException w:name="Plain Table 5" w:uiPriority="45"/>
+    <w:lsdException w:name="Grid Table Light" w:uiPriority="40"/>
+    <w:lsdException w:name="Grid Table 1 Light" w:uiPriority="46"/>
+    <w:lsdException w:name="Grid Table 2" w:uiPriority="47"/>
+    <w:lsdException w:name="Grid Table 3" w:uiPriority="48"/>
+    <w:lsdException w:name="Grid Table 4" w:uiPriority="49"/>
+    <w:lsdException w:name="Grid Table 5 Dark" w:uiPriority="50"/>
+    <w:lsdException w:name="Grid Table 6 Colorful" w:uiPriority="51"/>
+    <w:lsdException w:name="Grid Table 7 Colorful" w:uiPriority="52"/>
+    <w:lsdException w:name="Grid Table 1 Light Accent 1" w:uiPriority="46"/>
+    <w:lsdException w:name="Grid Table 2 Accent 1" w:uiPriority="47"/>
+    <w:lsdException w:name="Grid Table 3 Accent 1" w:uiPriority="48"/>
+    <w:lsdException w:name="Grid Table 4 Accent 1" w:uiPriority="49"/>
+    <w:lsdException w:name="Grid Table 5 Dark Accent 1" w:uiPriority="50"/>
+    <w:lsdException w:name="Grid Table 6 Colorful Accent 1" w:uiPriority="51"/>
+    <w:lsdException w:name="Grid Table 7 Colorful Accent 1" w:uiPriority="52"/>
+    <w:lsdException w:name="Grid Table 1 Light Accent 2" w:uiPriority="46"/>
+    <w:lsdException w:name="Grid Table 2 Accent 2" w:uiPriority="47"/>
+    <w:lsdException w:name="Grid Table 3 Accent 2" w:uiPriority="48"/>
+    <w:lsdException w:name="Grid Table 4 Accent 2" w:uiPriority="49"/>
+    <w:lsdException w:name="Grid Table 5 Dark Accent 2" w:uiPriority="50"/>
+    <w:lsdException w:name="Grid Table 6 Colorful Accent 2" w:uiPriority="51"/>
+    <w:lsdException w:name="Grid Table 7 Colorful Accent 2" w:uiPriority="52"/>
+    <w:lsdException w:name="Grid Table 1 Light Accent 3" w:uiPriority="46"/>
+    <w:lsdException w:name="Grid Table 2 Accent 3" w:uiPriority="47"/>
+    <w:lsdException w:name="Grid Table 3 Accent 3" w:uiPriority="48"/>
+    <w:lsdException w:name="Grid Table 4 Accent 3" w:uiPriority="49"/>
+    <w:lsdException w:name="Grid Table 5 Dark Accent 3" w:uiPriority="50"/>
+    <w:lsdException w:name="Grid Table 6 Colorful Accent 3" w:uiPriority="51"/>
+    <w:lsdException w:name="Grid Table 7 Colorful Accent 3" w:uiPriority="52"/>
+    <w:lsdException w:name="Grid Table 1 Light Accent 4" w:uiPriority="46"/>
+    <w:lsdException w:name="Grid Table 2 Accent 4" w:uiPriority="47"/>
+    <w:lsdException w:name="Grid Table 3 Accent 4" w:uiPriority="48"/>
+    <w:lsdException w:name="Grid Table 4 Accent 4" w:uiPriority="49"/>
+    <w:lsdException w:name="Grid Table 5 Dark Accent 4" w:uiPriority="50"/>
+    <w:lsdException w:name="Grid Table 6 Colorful Accent 4" w:uiPriority="51"/>
+    <w:lsdException w:name="Grid Table 7 Colorful Accent 4" w:uiPriority="52"/>
+    <w:lsdException w:name="Grid Table 1 Light Accent 5" w:uiPriority="46"/>
+    <w:lsdException w:name="Grid Table 2 Accent 5" w:uiPriority="47"/>
+    <w:lsdException w:name="Grid Table 3 Accent 5" w:uiPriority="48"/>
+    <w:lsdException w:name="Grid Table 4 Accent 5" w:uiPriority="49"/>
+    <w:lsdException w:name="Grid Table 5 Dark Accent 5" w:uiPriority="50"/>
+    <w:lsdException w:name="Grid Table 6 Colorful Accent 5" w:uiPriority="51"/>
+    <w:lsdException w:name="Grid Table 7 Colorful Accent 5" w:uiPriority="52"/>
+    <w:lsdException w:name="Grid Table 1 Light Accent 6" w:uiPriority="46"/>
+    <w:lsdException w:name="Grid Table 2 Accent 6" w:uiPriority="47"/>
+    <w:lsdException w:name="Grid Table 3 Accent 6" w:uiPriority="48"/>
+    <w:lsdException w:name="Grid Table 4 Accent 6" w:uiPriority="49"/>
+    <w:lsdException w:name="Grid Table 5 Dark Accent 6" w:uiPriority="50"/>
+    <w:lsdException w:name="Grid Table 6 Colorful Accent 6" w:uiPriority="51"/>
+    <w:lsdException w:name="Grid Table 7 Colorful Accent 6" w:uiPriority="52"/>
+    <w:lsdException w:name="List Table 1 Light" w:uiPriority="46"/>
+    <w:lsdException w:name="List Table 2" w:uiPriority="47"/>
+    <w:lsdException w:name="List Table 3" w:uiPriority="48"/>
+    <w:lsdException w:name="List Table 4" w:uiPriority="49"/>
+    <w:lsdException w:name="List Table 5 Dark" w:uiPriority="50"/>
+    <w:lsdException w:name="List Table 6 Colorful" w:uiPriority="51"/>
+    <w:lsdException w:name="List Table 7 Colorful" w:uiPriority="52"/>
+    <w:lsdException w:name="List Table 1 Light Accent 1" w:uiPriority="46"/>
+    <w:lsdException w:name="List Table 2 Accent 1" w:uiPriority="47"/>
+    <w:lsdException w:name="List Table 3 Accent 1" w:uiPriority="48"/>
+    <w:lsdException w:name="List Table 4 Accent 1" w:uiPriority="49"/>
+    <w:lsdException w:name="List Table 5 Dark Accent 1" w:uiPriority="50"/>
+    <w:lsdException w:name="List Table 6 Colorful Accent 1" w:uiPriority="51"/>
+    <w:lsdException w:name="List Table 7 Colorful Accent 1" w:uiPriority="52"/>
+    <w:lsdException w:name="List Table 1 Light Accent 2" w:uiPriority="46"/>
+    <w:lsdException w:name="List Table 2 Accent 2" w:uiPriority="47"/>
+    <w:lsdException w:name="List Table 3 Accent 2" w:uiPriority="48"/>
+    <w:lsdException w:name="List Table 4 Accent 2" w:uiPriority="49"/>
+    <w:lsdException w:name="List Table 5 Dark Accent 2" w:uiPriority="50"/>
+    <w:lsdException w:name="List Table 6 Colorful Accent 2" w:uiPriority="51"/>
+    <w:lsdException w:name="List Table 7 Colorful Accent 2" w:uiPriority="52"/>
+    <w:lsdException w:name="List Table 1 Light Accent 3" w:uiPriority="46"/>
+    <w:lsdException w:name="List Table 2 Accent 3" w:uiPriority="47"/>
+    <w:lsdException w:name="List Table 3 Accent 3" w:uiPriority="48"/>
+    <w:lsdException w:name="List Table 4 Accent 3" w:uiPriority="49"/>
+    <w:lsdException w:name="List Table 5 Dark Accent 3" w:uiPriority="50"/>
+    <w:lsdException w:name="List Table 6 Colorful Accent 3" w:uiPriority="51"/>
+    <w:lsdException w:name="List Table 7 Colorful Accent 3" w:uiPriority="52"/>
+    <w:lsdException w:name="List Table 1 Light Accent 4" w:uiPriority="46"/>
+    <w:lsdException w:name="List Table 2 Accent 4" w:uiPriority="47"/>
+    <w:lsdException w:name="List Table 3 Accent 4" w:uiPriority="48"/>
+    <w:lsdException w:name="List Table 4 Accent 4" w:uiPriority="49"/>
+    <w:lsdException w:name="List Table 5 Dark Accent 4" w:uiPriority="50"/>
+    <w:lsdException w:name="List Table 6 Colorful Accent 4" w:uiPriority="51"/>
+    <w:lsdException w:name="List Table 7 Colorful Accent 4" w:uiPriority="52"/>
+    <w:lsdException w:name="List Table 1 Light Accent 5" w:uiPriority="46"/>
+    <w:lsdException w:name="List Table 2 Accent 5" w:uiPriority="47"/>
+    <w:lsdException w:name="List Table 3 Accent 5" w:uiPriority="48"/>
+    <w:lsdException w:name="List Table 4 Accent 5" w:uiPriority="49"/>
+    <w:lsdException w:name="List Table 5 Dark Accent 5" w:uiPriority="50"/>
+    <w:lsdException w:name="List Table 6 Colorful Accent 5" w:uiPriority="51"/>
+    <w:lsdException w:name="List Table 7 Colorful Accent 5" w:uiPriority="52"/>
+    <w:lsdException w:name="List Table 1 Light Accent 6" w:uiPriority="46"/>
+    <w:lsdException w:name="List Table 2 Accent 6" w:uiPriority="47"/>
+    <w:lsdException w:name="List Table 3 Accent 6" w:uiPriority="48"/>
+    <w:lsdException w:name="List Table 4 Accent 6" w:uiPriority="49"/>
+    <w:lsdException w:name="List Table 5 Dark Accent 6" w:uiPriority="50"/>
+    <w:lsdException w:name="List Table 6 Colorful Accent 6" w:uiPriority="51"/>
+    <w:lsdException w:name="List Table 7 Colorful Accent 6" w:uiPriority="52"/>
+    <w:lsdException w:name="Mention" w:semiHidden="1" w:unhideWhenUsed="1"/>
+    <w:lsdException w:name="Smart Hyperlink" w:semiHidden="1" w:unhideWhenUsed="1"/>
+    <w:lsdException w:name="Hashtag" w:semiHidden="1" w:unhideWhenUsed="1"/>
+    <w:lsdException w:name="Unresolved Mention" w:semiHidden="1" w:unhideWhenUsed="1"/>
+    <w:lsdException w:name="Smart Link" w:semiHidden="1" w:unhideWhenUsed="1"/>
+  </w:latentStyles>
+  <w:style w:type="paragraph" w:default="1" w:styleId="Normal">
+    <w:name w:val="Normal"/>
+    <w:qFormat/>
   </w:style>
   <w:style w:type="paragraph" w:styleId="Heading1">
     <w:name w:val="heading 1"/>
     <w:basedOn w:val="Normal"/>
     <w:next w:val="Normal"/>
+    <w:link w:val="Heading1Char"/>
+    <w:uiPriority w:val="9"/>
+    <w:qFormat/>
+    <w:rsid w:val="00BB72FB"/>
     <w:pPr>
-      <w:keepNext w:val="1"/>
-      <w:keepLines w:val="1"/>
-      <w:pageBreakBefore w:val="0"/>
-      <w:spacing w:after="120" w:before="400" w:lineRule="auto"/>
+      <w:keepNext/>
+      <w:keepLines/>
+      <w:spacing w:before="360" w:after="80"/>
+      <w:outlineLvl w:val="0"/>
     </w:pPr>
     <w:rPr>
+      <w:rFonts w:asciiTheme="majorHAnsi" w:eastAsiaTheme="majorEastAsia" w:hAnsiTheme="majorHAnsi" w:cstheme="majorBidi"/>
+      <w:color w:val="0F4761" w:themeColor="accent1" w:themeShade="BF"/>
       <w:sz w:val="40"/>
       <w:szCs w:val="40"/>
     </w:rPr>
@@ -75,15 +974,21 @@
     <w:name w:val="heading 2"/>
     <w:basedOn w:val="Normal"/>
     <w:next w:val="Normal"/>
+    <w:link w:val="Heading2Char"/>
+    <w:uiPriority w:val="9"/>
+    <w:semiHidden/>
+    <w:unhideWhenUsed/>
+    <w:qFormat/>
+    <w:rsid w:val="00BB72FB"/>
     <w:pPr>
-      <w:keepNext w:val="1"/>
-      <w:keepLines w:val="1"/>
-      <w:pageBreakBefore w:val="0"/>
-      <w:spacing w:after="120" w:before="360" w:lineRule="auto"/>
+      <w:keepNext/>
+      <w:keepLines/>
+      <w:spacing w:before="160" w:after="80"/>
+      <w:outlineLvl w:val="1"/>
     </w:pPr>
     <w:rPr>
-      <w:b w:val="0"/>
-      <w:bCs w:val="0"/>
+      <w:rFonts w:asciiTheme="majorHAnsi" w:eastAsiaTheme="majorEastAsia" w:hAnsiTheme="majorHAnsi" w:cstheme="majorBidi"/>
+      <w:color w:val="0F4761" w:themeColor="accent1" w:themeShade="BF"/>
       <w:sz w:val="32"/>
       <w:szCs w:val="32"/>
     </w:rPr>
@@ -92,16 +997,21 @@
     <w:name w:val="heading 3"/>
     <w:basedOn w:val="Normal"/>
     <w:next w:val="Normal"/>
+    <w:link w:val="Heading3Char"/>
+    <w:uiPriority w:val="9"/>
+    <w:semiHidden/>
+    <w:unhideWhenUsed/>
+    <w:qFormat/>
+    <w:rsid w:val="00BB72FB"/>
     <w:pPr>
-      <w:keepNext w:val="1"/>
-      <w:keepLines w:val="1"/>
-      <w:pageBreakBefore w:val="0"/>
-      <w:spacing w:after="80" w:before="320" w:lineRule="auto"/>
+      <w:keepNext/>
+      <w:keepLines/>
+      <w:spacing w:before="160" w:after="80"/>
+      <w:outlineLvl w:val="2"/>
     </w:pPr>
     <w:rPr>
-      <w:b w:val="0"/>
-      <w:bCs w:val="0"/>
-      <w:color w:val="434343"/>
+      <w:rFonts w:eastAsiaTheme="majorEastAsia" w:cstheme="majorBidi"/>
+      <w:color w:val="0F4761" w:themeColor="accent1" w:themeShade="BF"/>
       <w:sz w:val="28"/>
       <w:szCs w:val="28"/>
     </w:rPr>
@@ -110,84 +1020,449 @@
     <w:name w:val="heading 4"/>
     <w:basedOn w:val="Normal"/>
     <w:next w:val="Normal"/>
+    <w:link w:val="Heading4Char"/>
+    <w:uiPriority w:val="9"/>
+    <w:semiHidden/>
+    <w:unhideWhenUsed/>
+    <w:qFormat/>
+    <w:rsid w:val="00BB72FB"/>
     <w:pPr>
-      <w:keepNext w:val="1"/>
-      <w:keepLines w:val="1"/>
-      <w:pageBreakBefore w:val="0"/>
-      <w:spacing w:after="80" w:before="280" w:lineRule="auto"/>
+      <w:keepNext/>
+      <w:keepLines/>
+      <w:spacing w:before="80" w:after="40"/>
+      <w:outlineLvl w:val="3"/>
     </w:pPr>
     <w:rPr>
-      <w:color w:val="666666"/>
-      <w:sz w:val="24"/>
-      <w:szCs w:val="24"/>
+      <w:rFonts w:eastAsiaTheme="majorEastAsia" w:cstheme="majorBidi"/>
+      <w:i/>
+      <w:iCs/>
+      <w:color w:val="0F4761" w:themeColor="accent1" w:themeShade="BF"/>
     </w:rPr>
   </w:style>
   <w:style w:type="paragraph" w:styleId="Heading5">
     <w:name w:val="heading 5"/>
     <w:basedOn w:val="Normal"/>
     <w:next w:val="Normal"/>
+    <w:link w:val="Heading5Char"/>
+    <w:uiPriority w:val="9"/>
+    <w:semiHidden/>
+    <w:unhideWhenUsed/>
+    <w:qFormat/>
+    <w:rsid w:val="00BB72FB"/>
     <w:pPr>
-      <w:keepNext w:val="1"/>
-      <w:keepLines w:val="1"/>
-      <w:pageBreakBefore w:val="0"/>
-      <w:spacing w:after="80" w:before="240" w:lineRule="auto"/>
+      <w:keepNext/>
+      <w:keepLines/>
+      <w:spacing w:before="80" w:after="40"/>
+      <w:outlineLvl w:val="4"/>
     </w:pPr>
     <w:rPr>
-      <w:color w:val="666666"/>
-      <w:sz w:val="22"/>
-      <w:szCs w:val="22"/>
+      <w:rFonts w:eastAsiaTheme="majorEastAsia" w:cstheme="majorBidi"/>
+      <w:color w:val="0F4761" w:themeColor="accent1" w:themeShade="BF"/>
     </w:rPr>
   </w:style>
   <w:style w:type="paragraph" w:styleId="Heading6">
     <w:name w:val="heading 6"/>
     <w:basedOn w:val="Normal"/>
     <w:next w:val="Normal"/>
+    <w:link w:val="Heading6Char"/>
+    <w:uiPriority w:val="9"/>
+    <w:semiHidden/>
+    <w:unhideWhenUsed/>
+    <w:qFormat/>
+    <w:rsid w:val="00BB72FB"/>
     <w:pPr>
-      <w:keepNext w:val="1"/>
-      <w:keepLines w:val="1"/>
-      <w:pageBreakBefore w:val="0"/>
-      <w:spacing w:after="80" w:before="240" w:lineRule="auto"/>
+      <w:keepNext/>
+      <w:keepLines/>
+      <w:spacing w:before="40" w:after="0"/>
+      <w:outlineLvl w:val="5"/>
     </w:pPr>
     <w:rPr>
-      <w:i w:val="1"/>
-      <w:iCs w:val="1"/>
-      <w:color w:val="666666"/>
-      <w:sz w:val="22"/>
-      <w:szCs w:val="22"/>
+      <w:rFonts w:eastAsiaTheme="majorEastAsia" w:cstheme="majorBidi"/>
+      <w:i/>
+      <w:iCs/>
+      <w:color w:val="595959" w:themeColor="text1" w:themeTint="A6"/>
+    </w:rPr>
+  </w:style>
+  <w:style w:type="paragraph" w:styleId="Heading7">
+    <w:name w:val="heading 7"/>
+    <w:basedOn w:val="Normal"/>
+    <w:next w:val="Normal"/>
+    <w:link w:val="Heading7Char"/>
+    <w:uiPriority w:val="9"/>
+    <w:semiHidden/>
+    <w:unhideWhenUsed/>
+    <w:qFormat/>
+    <w:rsid w:val="00BB72FB"/>
+    <w:pPr>
+      <w:keepNext/>
+      <w:keepLines/>
+      <w:spacing w:before="40" w:after="0"/>
+      <w:outlineLvl w:val="6"/>
+    </w:pPr>
+    <w:rPr>
+      <w:rFonts w:eastAsiaTheme="majorEastAsia" w:cstheme="majorBidi"/>
+      <w:color w:val="595959" w:themeColor="text1" w:themeTint="A6"/>
+    </w:rPr>
+  </w:style>
+  <w:style w:type="paragraph" w:styleId="Heading8">
+    <w:name w:val="heading 8"/>
+    <w:basedOn w:val="Normal"/>
+    <w:next w:val="Normal"/>
+    <w:link w:val="Heading8Char"/>
+    <w:uiPriority w:val="9"/>
+    <w:semiHidden/>
+    <w:unhideWhenUsed/>
+    <w:qFormat/>
+    <w:rsid w:val="00BB72FB"/>
+    <w:pPr>
+      <w:keepNext/>
+      <w:keepLines/>
+      <w:spacing w:after="0"/>
+      <w:outlineLvl w:val="7"/>
+    </w:pPr>
+    <w:rPr>
+      <w:rFonts w:eastAsiaTheme="majorEastAsia" w:cstheme="majorBidi"/>
+      <w:i/>
+      <w:iCs/>
+      <w:color w:val="272727" w:themeColor="text1" w:themeTint="D8"/>
+    </w:rPr>
+  </w:style>
+  <w:style w:type="paragraph" w:styleId="Heading9">
+    <w:name w:val="heading 9"/>
+    <w:basedOn w:val="Normal"/>
+    <w:next w:val="Normal"/>
+    <w:link w:val="Heading9Char"/>
+    <w:uiPriority w:val="9"/>
+    <w:semiHidden/>
+    <w:unhideWhenUsed/>
+    <w:qFormat/>
+    <w:rsid w:val="00BB72FB"/>
+    <w:pPr>
+      <w:keepNext/>
+      <w:keepLines/>
+      <w:spacing w:after="0"/>
+      <w:outlineLvl w:val="8"/>
+    </w:pPr>
+    <w:rPr>
+      <w:rFonts w:eastAsiaTheme="majorEastAsia" w:cstheme="majorBidi"/>
+      <w:color w:val="272727" w:themeColor="text1" w:themeTint="D8"/>
+    </w:rPr>
+  </w:style>
+  <w:style w:type="character" w:default="1" w:styleId="DefaultParagraphFont">
+    <w:name w:val="Default Paragraph Font"/>
+    <w:uiPriority w:val="1"/>
+    <w:semiHidden/>
+    <w:unhideWhenUsed/>
+  </w:style>
+  <w:style w:type="table" w:default="1" w:styleId="TableNormal">
+    <w:name w:val="Normal Table"/>
+    <w:uiPriority w:val="99"/>
+    <w:semiHidden/>
+    <w:unhideWhenUsed/>
+    <w:tblPr>
+      <w:tblInd w:w="0" w:type="dxa"/>
+      <w:tblCellMar>
+        <w:top w:w="0" w:type="dxa"/>
+        <w:left w:w="108" w:type="dxa"/>
+        <w:bottom w:w="0" w:type="dxa"/>
+        <w:right w:w="108" w:type="dxa"/>
+      </w:tblCellMar>
+    </w:tblPr>
+  </w:style>
+  <w:style w:type="numbering" w:default="1" w:styleId="NoList">
+    <w:name w:val="No List"/>
+    <w:uiPriority w:val="99"/>
+    <w:semiHidden/>
+    <w:unhideWhenUsed/>
+  </w:style>
+  <w:style w:type="character" w:customStyle="1" w:styleId="Heading1Char">
+    <w:name w:val="Heading 1 Char"/>
+    <w:basedOn w:val="DefaultParagraphFont"/>
+    <w:link w:val="Heading1"/>
+    <w:uiPriority w:val="9"/>
+    <w:rsid w:val="00BB72FB"/>
+    <w:rPr>
+      <w:rFonts w:asciiTheme="majorHAnsi" w:eastAsiaTheme="majorEastAsia" w:hAnsiTheme="majorHAnsi" w:cstheme="majorBidi"/>
+      <w:color w:val="0F4761" w:themeColor="accent1" w:themeShade="BF"/>
+      <w:sz w:val="40"/>
+      <w:szCs w:val="40"/>
+    </w:rPr>
+  </w:style>
+  <w:style w:type="character" w:customStyle="1" w:styleId="Heading2Char">
+    <w:name w:val="Heading 2 Char"/>
+    <w:basedOn w:val="DefaultParagraphFont"/>
+    <w:link w:val="Heading2"/>
+    <w:uiPriority w:val="9"/>
+    <w:semiHidden/>
+    <w:rsid w:val="00BB72FB"/>
+    <w:rPr>
+      <w:rFonts w:asciiTheme="majorHAnsi" w:eastAsiaTheme="majorEastAsia" w:hAnsiTheme="majorHAnsi" w:cstheme="majorBidi"/>
+      <w:color w:val="0F4761" w:themeColor="accent1" w:themeShade="BF"/>
+      <w:sz w:val="32"/>
+      <w:szCs w:val="32"/>
+    </w:rPr>
+  </w:style>
+  <w:style w:type="character" w:customStyle="1" w:styleId="Heading3Char">
+    <w:name w:val="Heading 3 Char"/>
+    <w:basedOn w:val="DefaultParagraphFont"/>
+    <w:link w:val="Heading3"/>
+    <w:uiPriority w:val="9"/>
+    <w:semiHidden/>
+    <w:rsid w:val="00BB72FB"/>
+    <w:rPr>
+      <w:rFonts w:eastAsiaTheme="majorEastAsia" w:cstheme="majorBidi"/>
+      <w:color w:val="0F4761" w:themeColor="accent1" w:themeShade="BF"/>
+      <w:sz w:val="28"/>
+      <w:szCs w:val="28"/>
+    </w:rPr>
+  </w:style>
+  <w:style w:type="character" w:customStyle="1" w:styleId="Heading4Char">
+    <w:name w:val="Heading 4 Char"/>
+    <w:basedOn w:val="DefaultParagraphFont"/>
+    <w:link w:val="Heading4"/>
+    <w:uiPriority w:val="9"/>
+    <w:semiHidden/>
+    <w:rsid w:val="00BB72FB"/>
+    <w:rPr>
+      <w:rFonts w:eastAsiaTheme="majorEastAsia" w:cstheme="majorBidi"/>
+      <w:i/>
+      <w:iCs/>
+      <w:color w:val="0F4761" w:themeColor="accent1" w:themeShade="BF"/>
+    </w:rPr>
+  </w:style>
+  <w:style w:type="character" w:customStyle="1" w:styleId="Heading5Char">
+    <w:name w:val="Heading 5 Char"/>
+    <w:basedOn w:val="DefaultParagraphFont"/>
+    <w:link w:val="Heading5"/>
+    <w:uiPriority w:val="9"/>
+    <w:semiHidden/>
+    <w:rsid w:val="00BB72FB"/>
+    <w:rPr>
+      <w:rFonts w:eastAsiaTheme="majorEastAsia" w:cstheme="majorBidi"/>
+      <w:color w:val="0F4761" w:themeColor="accent1" w:themeShade="BF"/>
+    </w:rPr>
+  </w:style>
+  <w:style w:type="character" w:customStyle="1" w:styleId="Heading6Char">
+    <w:name w:val="Heading 6 Char"/>
+    <w:basedOn w:val="DefaultParagraphFont"/>
+    <w:link w:val="Heading6"/>
+    <w:uiPriority w:val="9"/>
+    <w:semiHidden/>
+    <w:rsid w:val="00BB72FB"/>
+    <w:rPr>
+      <w:rFonts w:eastAsiaTheme="majorEastAsia" w:cstheme="majorBidi"/>
+      <w:i/>
+      <w:iCs/>
+      <w:color w:val="595959" w:themeColor="text1" w:themeTint="A6"/>
+    </w:rPr>
+  </w:style>
+  <w:style w:type="character" w:customStyle="1" w:styleId="Heading7Char">
+    <w:name w:val="Heading 7 Char"/>
+    <w:basedOn w:val="DefaultParagraphFont"/>
+    <w:link w:val="Heading7"/>
+    <w:uiPriority w:val="9"/>
+    <w:semiHidden/>
+    <w:rsid w:val="00BB72FB"/>
+    <w:rPr>
+      <w:rFonts w:eastAsiaTheme="majorEastAsia" w:cstheme="majorBidi"/>
+      <w:color w:val="595959" w:themeColor="text1" w:themeTint="A6"/>
+    </w:rPr>
+  </w:style>
+  <w:style w:type="character" w:customStyle="1" w:styleId="Heading8Char">
+    <w:name w:val="Heading 8 Char"/>
+    <w:basedOn w:val="DefaultParagraphFont"/>
+    <w:link w:val="Heading8"/>
+    <w:uiPriority w:val="9"/>
+    <w:semiHidden/>
+    <w:rsid w:val="00BB72FB"/>
+    <w:rPr>
+      <w:rFonts w:eastAsiaTheme="majorEastAsia" w:cstheme="majorBidi"/>
+      <w:i/>
+      <w:iCs/>
+      <w:color w:val="272727" w:themeColor="text1" w:themeTint="D8"/>
+    </w:rPr>
+  </w:style>
+  <w:style w:type="character" w:customStyle="1" w:styleId="Heading9Char">
+    <w:name w:val="Heading 9 Char"/>
+    <w:basedOn w:val="DefaultParagraphFont"/>
+    <w:link w:val="Heading9"/>
+    <w:uiPriority w:val="9"/>
+    <w:semiHidden/>
+    <w:rsid w:val="00BB72FB"/>
+    <w:rPr>
+      <w:rFonts w:eastAsiaTheme="majorEastAsia" w:cstheme="majorBidi"/>
+      <w:color w:val="272727" w:themeColor="text1" w:themeTint="D8"/>
     </w:rPr>
   </w:style>
   <w:style w:type="paragraph" w:styleId="Title">
     <w:name w:val="Title"/>
     <w:basedOn w:val="Normal"/>
     <w:next w:val="Normal"/>
+    <w:link w:val="TitleChar"/>
+    <w:uiPriority w:val="10"/>
+    <w:qFormat/>
+    <w:rsid w:val="00BB72FB"/>
     <w:pPr>
-      <w:keepNext w:val="1"/>
-      <w:keepLines w:val="1"/>
-      <w:pageBreakBefore w:val="0"/>
-      <w:spacing w:after="60" w:before="0" w:lineRule="auto"/>
+      <w:spacing w:after="80" w:line="240" w:lineRule="auto"/>
+      <w:contextualSpacing/>
     </w:pPr>
     <w:rPr>
-      <w:sz w:val="52"/>
-      <w:szCs w:val="52"/>
+      <w:rFonts w:asciiTheme="majorHAnsi" w:eastAsiaTheme="majorEastAsia" w:hAnsiTheme="majorHAnsi" w:cstheme="majorBidi"/>
+      <w:spacing w:val="-10"/>
+      <w:kern w:val="28"/>
+      <w:sz w:val="56"/>
+      <w:szCs w:val="56"/>
+    </w:rPr>
+  </w:style>
+  <w:style w:type="character" w:customStyle="1" w:styleId="TitleChar">
+    <w:name w:val="Title Char"/>
+    <w:basedOn w:val="DefaultParagraphFont"/>
+    <w:link w:val="Title"/>
+    <w:uiPriority w:val="10"/>
+    <w:rsid w:val="00BB72FB"/>
+    <w:rPr>
+      <w:rFonts w:asciiTheme="majorHAnsi" w:eastAsiaTheme="majorEastAsia" w:hAnsiTheme="majorHAnsi" w:cstheme="majorBidi"/>
+      <w:spacing w:val="-10"/>
+      <w:kern w:val="28"/>
+      <w:sz w:val="56"/>
+      <w:szCs w:val="56"/>
     </w:rPr>
   </w:style>
   <w:style w:type="paragraph" w:styleId="Subtitle">
     <w:name w:val="Subtitle"/>
     <w:basedOn w:val="Normal"/>
     <w:next w:val="Normal"/>
+    <w:link w:val="SubtitleChar"/>
+    <w:uiPriority w:val="11"/>
+    <w:qFormat/>
+    <w:rsid w:val="00BB72FB"/>
     <w:pPr>
-      <w:keepNext w:val="1"/>
-      <w:keepLines w:val="1"/>
-      <w:pageBreakBefore w:val="0"/>
-      <w:spacing w:after="320" w:before="0" w:lineRule="auto"/>
+      <w:numPr>
+        <w:ilvl w:val="1"/>
+      </w:numPr>
     </w:pPr>
     <w:rPr>
-      <w:rFonts w:ascii="Arial" w:cs="Arial" w:eastAsia="Arial" w:hAnsi="Arial"/>
-      <w:i w:val="0"/>
-      <w:iCs w:val="0"/>
-      <w:color w:val="666666"/>
-      <w:sz w:val="30"/>
-      <w:szCs w:val="30"/>
+      <w:rFonts w:eastAsiaTheme="majorEastAsia" w:cstheme="majorBidi"/>
+      <w:color w:val="595959" w:themeColor="text1" w:themeTint="A6"/>
+      <w:spacing w:val="15"/>
+      <w:sz w:val="28"/>
+      <w:szCs w:val="28"/>
+    </w:rPr>
+  </w:style>
+  <w:style w:type="character" w:customStyle="1" w:styleId="SubtitleChar">
+    <w:name w:val="Subtitle Char"/>
+    <w:basedOn w:val="DefaultParagraphFont"/>
+    <w:link w:val="Subtitle"/>
+    <w:uiPriority w:val="11"/>
+    <w:rsid w:val="00BB72FB"/>
+    <w:rPr>
+      <w:rFonts w:eastAsiaTheme="majorEastAsia" w:cstheme="majorBidi"/>
+      <w:color w:val="595959" w:themeColor="text1" w:themeTint="A6"/>
+      <w:spacing w:val="15"/>
+      <w:sz w:val="28"/>
+      <w:szCs w:val="28"/>
+    </w:rPr>
+  </w:style>
+  <w:style w:type="paragraph" w:styleId="Quote">
+    <w:name w:val="Quote"/>
+    <w:basedOn w:val="Normal"/>
+    <w:next w:val="Normal"/>
+    <w:link w:val="QuoteChar"/>
+    <w:uiPriority w:val="29"/>
+    <w:qFormat/>
+    <w:rsid w:val="00BB72FB"/>
+    <w:pPr>
+      <w:spacing w:before="160"/>
+      <w:jc w:val="center"/>
+    </w:pPr>
+    <w:rPr>
+      <w:i/>
+      <w:iCs/>
+      <w:color w:val="404040" w:themeColor="text1" w:themeTint="BF"/>
+    </w:rPr>
+  </w:style>
+  <w:style w:type="character" w:customStyle="1" w:styleId="QuoteChar">
+    <w:name w:val="Quote Char"/>
+    <w:basedOn w:val="DefaultParagraphFont"/>
+    <w:link w:val="Quote"/>
+    <w:uiPriority w:val="29"/>
+    <w:rsid w:val="00BB72FB"/>
+    <w:rPr>
+      <w:i/>
+      <w:iCs/>
+      <w:color w:val="404040" w:themeColor="text1" w:themeTint="BF"/>
+    </w:rPr>
+  </w:style>
+  <w:style w:type="paragraph" w:styleId="ListParagraph">
+    <w:name w:val="List Paragraph"/>
+    <w:basedOn w:val="Normal"/>
+    <w:uiPriority w:val="34"/>
+    <w:qFormat/>
+    <w:rsid w:val="00BB72FB"/>
+    <w:pPr>
+      <w:ind w:left="720"/>
+      <w:contextualSpacing/>
+    </w:pPr>
+  </w:style>
+  <w:style w:type="character" w:styleId="IntenseEmphasis">
+    <w:name w:val="Intense Emphasis"/>
+    <w:basedOn w:val="DefaultParagraphFont"/>
+    <w:uiPriority w:val="21"/>
+    <w:qFormat/>
+    <w:rsid w:val="00BB72FB"/>
+    <w:rPr>
+      <w:i/>
+      <w:iCs/>
+      <w:color w:val="0F4761" w:themeColor="accent1" w:themeShade="BF"/>
+    </w:rPr>
+  </w:style>
+  <w:style w:type="paragraph" w:styleId="IntenseQuote">
+    <w:name w:val="Intense Quote"/>
+    <w:basedOn w:val="Normal"/>
+    <w:next w:val="Normal"/>
+    <w:link w:val="IntenseQuoteChar"/>
+    <w:uiPriority w:val="30"/>
+    <w:qFormat/>
+    <w:rsid w:val="00BB72FB"/>
+    <w:pPr>
+      <w:pBdr>
+        <w:top w:val="single" w:sz="4" w:space="10" w:color="0F4761" w:themeColor="accent1" w:themeShade="BF"/>
+        <w:bottom w:val="single" w:sz="4" w:space="10" w:color="0F4761" w:themeColor="accent1" w:themeShade="BF"/>
+      </w:pBdr>
+      <w:spacing w:before="360" w:after="360"/>
+      <w:ind w:left="864" w:right="864"/>
+      <w:jc w:val="center"/>
+    </w:pPr>
+    <w:rPr>
+      <w:i/>
+      <w:iCs/>
+      <w:color w:val="0F4761" w:themeColor="accent1" w:themeShade="BF"/>
+    </w:rPr>
+  </w:style>
+  <w:style w:type="character" w:customStyle="1" w:styleId="IntenseQuoteChar">
+    <w:name w:val="Intense Quote Char"/>
+    <w:basedOn w:val="DefaultParagraphFont"/>
+    <w:link w:val="IntenseQuote"/>
+    <w:uiPriority w:val="30"/>
+    <w:rsid w:val="00BB72FB"/>
+    <w:rPr>
+      <w:i/>
+      <w:iCs/>
+      <w:color w:val="0F4761" w:themeColor="accent1" w:themeShade="BF"/>
+    </w:rPr>
+  </w:style>
+  <w:style w:type="character" w:styleId="IntenseReference">
+    <w:name w:val="Intense Reference"/>
+    <w:basedOn w:val="DefaultParagraphFont"/>
+    <w:uiPriority w:val="32"/>
+    <w:qFormat/>
+    <w:rsid w:val="00BB72FB"/>
+    <w:rPr>
+      <w:b/>
+      <w:bCs/>
+      <w:smallCaps/>
+      <w:color w:val="0F4761" w:themeColor="accent1" w:themeShade="BF"/>
+      <w:spacing w:val="5"/>
     </w:rPr>
   </w:style>
 </w:styles>
@@ -204,44 +1479,44 @@
         <a:sysClr val="window" lastClr="FFFFFF"/>
       </a:lt1>
       <a:dk2>
-        <a:srgbClr val="1F497D"/>
+        <a:srgbClr val="0E2841"/>
       </a:dk2>
       <a:lt2>
-        <a:srgbClr val="EEECE1"/>
+        <a:srgbClr val="E8E8E8"/>
       </a:lt2>
       <a:accent1>
-        <a:srgbClr val="4F81BD"/>
+        <a:srgbClr val="156082"/>
       </a:accent1>
       <a:accent2>
-        <a:srgbClr val="C0504D"/>
+        <a:srgbClr val="E97132"/>
       </a:accent2>
       <a:accent3>
-        <a:srgbClr val="9BBB59"/>
+        <a:srgbClr val="196B24"/>
       </a:accent3>
       <a:accent4>
-        <a:srgbClr val="8064A2"/>
+        <a:srgbClr val="0F9ED5"/>
       </a:accent4>
       <a:accent5>
-        <a:srgbClr val="4BACC6"/>
+        <a:srgbClr val="A02B93"/>
       </a:accent5>
       <a:accent6>
-        <a:srgbClr val="F79646"/>
+        <a:srgbClr val="4EA72E"/>
       </a:accent6>
       <a:hlink>
-        <a:srgbClr val="0000FF"/>
+        <a:srgbClr val="467886"/>
       </a:hlink>
       <a:folHlink>
-        <a:srgbClr val="800080"/>
+        <a:srgbClr val="96607D"/>
       </a:folHlink>
     </a:clrScheme>
     <a:fontScheme name="Office">
       <a:majorFont>
-        <a:latin typeface="Calibri"/>
+        <a:latin typeface="Aptos Display" panose="02110004020202020204"/>
         <a:ea typeface=""/>
         <a:cs typeface=""/>
-        <a:font script="Jpan" typeface="ＭＳ ゴシック"/>
+        <a:font script="Jpan" typeface="游ゴシック Light"/>
         <a:font script="Hang" typeface="맑은 고딕"/>
-        <a:font script="Hans" typeface="宋体"/>
+        <a:font script="Hans" typeface="等线 Light"/>
         <a:font script="Hant" typeface="新細明體"/>
         <a:font script="Arab" typeface="Times New Roman"/>
         <a:font script="Hebr" typeface="Times New Roman"/>
@@ -269,14 +1544,31 @@
         <a:font script="Viet" typeface="Times New Roman"/>
         <a:font script="Uigh" typeface="Microsoft Uighur"/>
         <a:font script="Geor" typeface="Sylfaen"/>
+        <a:font script="Armn" typeface="Arial"/>
+        <a:font script="Bugi" typeface="Leelawadee UI"/>
+        <a:font script="Bopo" typeface="Microsoft JhengHei"/>
+        <a:font script="Java" typeface="Javanese Text"/>
+        <a:font script="Lisu" typeface="Segoe UI"/>
+        <a:font script="Mymr" typeface="Myanmar Text"/>
+        <a:font script="Nkoo" typeface="Ebrima"/>
+        <a:font script="Olck" typeface="Nirmala UI"/>
+        <a:font script="Osma" typeface="Ebrima"/>
+        <a:font script="Phag" typeface="Phagspa"/>
+        <a:font script="Syrn" typeface="Estrangelo Edessa"/>
+        <a:font script="Syrj" typeface="Estrangelo Edessa"/>
+        <a:font script="Syre" typeface="Estrangelo Edessa"/>
+        <a:font script="Sora" typeface="Nirmala UI"/>
+        <a:font script="Tale" typeface="Microsoft Tai Le"/>
+        <a:font script="Talu" typeface="Microsoft New Tai Lue"/>
+        <a:font script="Tfng" typeface="Ebrima"/>
       </a:majorFont>
       <a:minorFont>
-        <a:latin typeface="Cambria"/>
+        <a:latin typeface="Aptos" panose="02110004020202020204"/>
         <a:ea typeface=""/>
         <a:cs typeface=""/>
-        <a:font script="Jpan" typeface="ＭＳ 明朝"/>
+        <a:font script="Jpan" typeface="游明朝"/>
         <a:font script="Hang" typeface="맑은 고딕"/>
-        <a:font script="Hans" typeface="宋体"/>
+        <a:font script="Hans" typeface="等线"/>
         <a:font script="Hant" typeface="新細明體"/>
         <a:font script="Arab" typeface="Arial"/>
         <a:font script="Hebr" typeface="Arial"/>
@@ -304,6 +1596,23 @@
         <a:font script="Viet" typeface="Arial"/>
         <a:font script="Uigh" typeface="Microsoft Uighur"/>
         <a:font script="Geor" typeface="Sylfaen"/>
+        <a:font script="Armn" typeface="Arial"/>
+        <a:font script="Bugi" typeface="Leelawadee UI"/>
+        <a:font script="Bopo" typeface="Microsoft JhengHei"/>
+        <a:font script="Java" typeface="Javanese Text"/>
+        <a:font script="Lisu" typeface="Segoe UI"/>
+        <a:font script="Mymr" typeface="Myanmar Text"/>
+        <a:font script="Nkoo" typeface="Ebrima"/>
+        <a:font script="Olck" typeface="Nirmala UI"/>
+        <a:font script="Osma" typeface="Ebrima"/>
+        <a:font script="Phag" typeface="Phagspa"/>
+        <a:font script="Syrn" typeface="Estrangelo Edessa"/>
+        <a:font script="Syrj" typeface="Estrangelo Edessa"/>
+        <a:font script="Syre" typeface="Estrangelo Edessa"/>
+        <a:font script="Sora" typeface="Nirmala UI"/>
+        <a:font script="Tale" typeface="Microsoft Tai Le"/>
+        <a:font script="Talu" typeface="Microsoft New Tai Lue"/>
+        <a:font script="Tfng" typeface="Ebrima"/>
       </a:minorFont>
     </a:fontScheme>
     <a:fmtScheme name="Office">
@@ -315,180 +1624,136 @@
           <a:gsLst>
             <a:gs pos="0">
               <a:schemeClr val="phClr">
-                <a:tint val="50000"/>
-                <a:satMod val="300000"/>
+                <a:lumMod val="110000"/>
+                <a:satMod val="105000"/>
+                <a:tint val="67000"/>
               </a:schemeClr>
             </a:gs>
-            <a:gs pos="35000">
+            <a:gs pos="50000">
               <a:schemeClr val="phClr">
-                <a:tint val="37000"/>
-                <a:satMod val="300000"/>
+                <a:lumMod val="105000"/>
+                <a:satMod val="103000"/>
+                <a:tint val="73000"/>
               </a:schemeClr>
             </a:gs>
             <a:gs pos="100000">
               <a:schemeClr val="phClr">
-                <a:tint val="15000"/>
-                <a:satMod val="350000"/>
+                <a:lumMod val="105000"/>
+                <a:satMod val="109000"/>
+                <a:tint val="81000"/>
               </a:schemeClr>
             </a:gs>
           </a:gsLst>
-          <a:lin ang="16200000" scaled="1"/>
+          <a:lin ang="5400000" scaled="0"/>
         </a:gradFill>
         <a:gradFill rotWithShape="1">
           <a:gsLst>
             <a:gs pos="0">
               <a:schemeClr val="phClr">
-                <a:tint val="100000"/>
+                <a:satMod val="103000"/>
+                <a:lumMod val="102000"/>
+                <a:tint val="94000"/>
+              </a:schemeClr>
+            </a:gs>
+            <a:gs pos="50000">
+              <a:schemeClr val="phClr">
+                <a:satMod val="110000"/>
+                <a:lumMod val="100000"/>
                 <a:shade val="100000"/>
-                <a:satMod val="130000"/>
               </a:schemeClr>
             </a:gs>
             <a:gs pos="100000">
               <a:schemeClr val="phClr">
-                <a:tint val="50000"/>
-                <a:shade val="100000"/>
-                <a:satMod val="350000"/>
+                <a:lumMod val="99000"/>
+                <a:satMod val="120000"/>
+                <a:shade val="78000"/>
               </a:schemeClr>
             </a:gs>
           </a:gsLst>
-          <a:lin ang="16200000" scaled="0"/>
+          <a:lin ang="5400000" scaled="0"/>
         </a:gradFill>
       </a:fillStyleLst>
       <a:lnStyleLst>
-        <a:ln w="9525" cap="flat" cmpd="sng" algn="ctr">
+        <a:ln w="12700" cap="flat" cmpd="sng" algn="ctr">
           <a:solidFill>
-            <a:schemeClr val="phClr">
-              <a:shade val="95000"/>
-              <a:satMod val="105000"/>
-            </a:schemeClr>
+            <a:schemeClr val="phClr"/>
           </a:solidFill>
           <a:prstDash val="solid"/>
+          <a:miter lim="800000"/>
+        </a:ln>
+        <a:ln w="19050" cap="flat" cmpd="sng" algn="ctr">
+          <a:solidFill>
+            <a:schemeClr val="phClr"/>
+          </a:solidFill>
+          <a:prstDash val="solid"/>
+          <a:miter lim="800000"/>
         </a:ln>
         <a:ln w="25400" cap="flat" cmpd="sng" algn="ctr">
           <a:solidFill>
             <a:schemeClr val="phClr"/>
           </a:solidFill>
           <a:prstDash val="solid"/>
-        </a:ln>
-        <a:ln w="38100" cap="flat" cmpd="sng" algn="ctr">
-          <a:solidFill>
-            <a:schemeClr val="phClr"/>
-          </a:solidFill>
-          <a:prstDash val="solid"/>
+          <a:miter lim="800000"/>
         </a:ln>
       </a:lnStyleLst>
       <a:effectStyleLst>
         <a:effectStyle>
+          <a:effectLst/>
+        </a:effectStyle>
+        <a:effectStyle>
+          <a:effectLst/>
+        </a:effectStyle>
+        <a:effectStyle>
           <a:effectLst>
-            <a:outerShdw blurRad="40000" dist="20000" dir="5400000" rotWithShape="0">
+            <a:outerShdw blurRad="57150" dist="19050" dir="5400000" algn="ctr" rotWithShape="0">
               <a:srgbClr val="000000">
-                <a:alpha val="38000"/>
+                <a:alpha val="63000"/>
               </a:srgbClr>
             </a:outerShdw>
           </a:effectLst>
-        </a:effectStyle>
-        <a:effectStyle>
-          <a:effectLst>
-            <a:outerShdw blurRad="40000" dist="23000" dir="5400000" rotWithShape="0">
-              <a:srgbClr val="000000">
-                <a:alpha val="35000"/>
-              </a:srgbClr>
-            </a:outerShdw>
-          </a:effectLst>
-        </a:effectStyle>
-        <a:effectStyle>
-          <a:effectLst>
-            <a:outerShdw blurRad="40000" dist="23000" dir="5400000" rotWithShape="0">
-              <a:srgbClr val="000000">
-                <a:alpha val="35000"/>
-              </a:srgbClr>
-            </a:outerShdw>
-          </a:effectLst>
-          <a:scene3d>
-            <a:camera prst="orthographicFront">
-              <a:rot lat="0" lon="0" rev="0"/>
-            </a:camera>
-            <a:lightRig rig="threePt" dir="t">
-              <a:rot lat="0" lon="0" rev="1200000"/>
-            </a:lightRig>
-          </a:scene3d>
-          <a:sp3d>
-            <a:bevelT w="63500" h="25400"/>
-          </a:sp3d>
         </a:effectStyle>
       </a:effectStyleLst>
       <a:bgFillStyleLst>
         <a:solidFill>
           <a:schemeClr val="phClr"/>
         </a:solidFill>
+        <a:solidFill>
+          <a:schemeClr val="phClr">
+            <a:tint val="95000"/>
+            <a:satMod val="170000"/>
+          </a:schemeClr>
+        </a:solidFill>
         <a:gradFill rotWithShape="1">
           <a:gsLst>
             <a:gs pos="0">
               <a:schemeClr val="phClr">
-                <a:tint val="40000"/>
-                <a:satMod val="350000"/>
+                <a:tint val="93000"/>
+                <a:satMod val="150000"/>
+                <a:shade val="98000"/>
+                <a:lumMod val="102000"/>
               </a:schemeClr>
             </a:gs>
-            <a:gs pos="40000">
+            <a:gs pos="50000">
               <a:schemeClr val="phClr">
-                <a:tint val="45000"/>
-                <a:shade val="99000"/>
-                <a:satMod val="350000"/>
+                <a:tint val="98000"/>
+                <a:satMod val="130000"/>
+                <a:shade val="90000"/>
+                <a:lumMod val="103000"/>
               </a:schemeClr>
             </a:gs>
             <a:gs pos="100000">
               <a:schemeClr val="phClr">
-                <a:shade val="20000"/>
-                <a:satMod val="255000"/>
+                <a:shade val="63000"/>
+                <a:satMod val="120000"/>
               </a:schemeClr>
             </a:gs>
           </a:gsLst>
-          <a:path path="circle">
-            <a:fillToRect l="50000" t="-80000" r="50000" b="180000"/>
-          </a:path>
-        </a:gradFill>
-        <a:gradFill rotWithShape="1">
-          <a:gsLst>
-            <a:gs pos="0">
-              <a:schemeClr val="phClr">
-                <a:tint val="80000"/>
-                <a:satMod val="300000"/>
-              </a:schemeClr>
-            </a:gs>
-            <a:gs pos="100000">
-              <a:schemeClr val="phClr">
-                <a:shade val="30000"/>
-                <a:satMod val="200000"/>
-              </a:schemeClr>
-            </a:gs>
-          </a:gsLst>
-          <a:path path="circle">
-            <a:fillToRect l="50000" t="50000" r="50000" b="50000"/>
-          </a:path>
+          <a:lin ang="5400000" scaled="0"/>
         </a:gradFill>
       </a:bgFillStyleLst>
     </a:fmtScheme>
   </a:themeElements>
   <a:objectDefaults>
-    <a:spDef>
-      <a:spPr/>
-      <a:bodyPr/>
-      <a:lstStyle/>
-      <a:style>
-        <a:lnRef idx="1">
-          <a:schemeClr val="accent1"/>
-        </a:lnRef>
-        <a:fillRef idx="3">
-          <a:schemeClr val="accent1"/>
-        </a:fillRef>
-        <a:effectRef idx="2">
-          <a:schemeClr val="accent1"/>
-        </a:effectRef>
-        <a:fontRef idx="minor">
-          <a:schemeClr val="lt1"/>
-        </a:fontRef>
-      </a:style>
-    </a:spDef>
     <a:lnDef>
       <a:spPr/>
       <a:bodyPr/>
@@ -510,5 +1775,10 @@
     </a:lnDef>
   </a:objectDefaults>
   <a:extraClrSchemeLst/>
+  <a:extLst>
+    <a:ext uri="{05A4C25C-085E-4340-85A3-A5531E510DB2}">
+      <thm15:themeFamily xmlns:thm15="http://schemas.microsoft.com/office/thememl/2012/main" name="Office Theme" id="{2E142A2C-CD16-42D6-873A-C26D2A0506FA}" vid="{1BDDFF52-6CD6-40A5-AB3C-68EB2F1E4D0A}"/>
+    </a:ext>
+  </a:extLst>
 </a:theme>
 </file>